--- a/三電系統開發/三電系統開發商業計劃書_20260921.docx
+++ b/三電系統開發/三電系統開發商業計劃書_20260921.docx
@@ -93,7 +93,7 @@
           <w:sz w:val="19"/>
           <w:szCs w:val="19"/>
         </w:rPr>
-        <w:t xml:space="preserve">版本：v1.0（2026-09-21）</w:t>
+        <w:t xml:space="preserve">版本：v1.1（2026-09-21）</w:t>
       </w:r>
     </w:p>
     <w:p>
@@ -111,7 +111,7 @@
           <w:sz w:val="19"/>
           <w:szCs w:val="19"/>
         </w:rPr>
-        <w:t xml:space="preserve">基準文件：三電系統訂閱制與 BOM 分析報告、StealthWheel 盡職調查、StealthWheel TCO 模型、單速 + Hub-motor 整車出廠價降本模型 V3、V3 補充模型</w:t>
+        <w:t xml:space="preserve">基準文件：三電系統訂閱制與 BOM 分析報告、StealthWheel 盡職調查、StealthWheel TCO 模型、單速 + Hub-motor 整車出廠價降本模型 V3／V4、V3 補充模型（含三變體、五年財務、兩條路對照）</w:t>
       </w:r>
     </w:p>
     <w:p>
@@ -276,6 +276,37 @@
           <w:sz w:val="21"/>
           <w:szCs w:val="21"/>
         </w:rPr>
+        <w:t xml:space="preserve">先用達方既有的電池包業務把「合規電池平台 + OEM 服務」建成地基，再用同一個電池池與合規骨幹，以門檻決定要不要放大「低價整車 + 電池訂閱」去打傳統車市場。兩條路共用地基，順序不能反。</w:t>
+      </w:r>
+    </w:p>
+    <w:p>
+      <w:pPr>
+        <w:spacing w:after="140" w:line="330"/>
+      </w:pPr>
+      <w:r>
+        <w:rPr>
+          <w:rFonts w:ascii="Microsoft JhengHei" w:cs="Microsoft JhengHei" w:eastAsia="Microsoft JhengHei" w:hAnsi="Microsoft JhengHei"/>
+          <w:b/>
+          <w:bCs/>
+          <w:i w:val="false"/>
+          <w:iCs w:val="false"/>
+          <w:color w:val="1F2937"/>
+          <w:sz w:val="21"/>
+          <w:szCs w:val="21"/>
+        </w:rPr>
+        <w:t xml:space="preserve">產品一句話：</w:t>
+      </w:r>
+      <w:r>
+        <w:rPr>
+          <w:rFonts w:ascii="Microsoft JhengHei" w:cs="Microsoft JhengHei" w:eastAsia="Microsoft JhengHei" w:hAnsi="Microsoft JhengHei"/>
+          <w:b w:val="false"/>
+          <w:bCs w:val="false"/>
+          <w:i w:val="false"/>
+          <w:iCs w:val="false"/>
+          <w:color w:val="1F2937"/>
+          <w:sz w:val="21"/>
+          <w:szCs w:val="21"/>
+        </w:rPr>
         <w:t xml:space="preserve">用商品化零件做一台不含電池的極簡單速電助力車，出廠價壓在 RMB 944（NT$4,285），車體賣斷、只有電池與充電器訂閱；三個變體共用一個車體平台，分別打歐洲與台灣的平地都會、日本平地、以及日本載童與坡地城市。達方的角色是三電平台與電池池的營運者，不是整車租賃公司。</w:t>
       </w:r>
     </w:p>
@@ -959,7 +990,7 @@
                 <w:sz w:val="18"/>
                 <w:szCs w:val="18"/>
               </w:rPr>
-              <w:t xml:space="preserve">2027 年 8 千台起、2031 年 11 萬台；訂閱營收在第五年與硬體營收相當。</w:t>
+              <w:t xml:space="preserve">B2C 基準：2027 年 8 千台起、2031 年 11 萬台；訂閱營收在第五年與硬體營收相當。</w:t>
             </w:r>
           </w:p>
         </w:tc>
@@ -991,6 +1022,98 @@
                 <w:szCs w:val="18"/>
               </w:rPr>
               <w:t xml:space="preserve">2031 總營收 NT$1,248M、EBIT NT$160M（13%）；資金需求峰值 NT$101M，電池由 SPV 持有時降至約 NT$18M</w:t>
+            </w:r>
+          </w:p>
+        </w:tc>
+      </w:tr>
+      <w:tr>
+        <w:tc>
+          <w:tcPr>
+            <w:tcW w:type="dxa" w:w="1253"/>
+            <w:tcMar>
+              <w:top w:type="dxa" w:w="60"/>
+              <w:left w:type="dxa" w:w="90"/>
+              <w:bottom w:type="dxa" w:w="60"/>
+              <w:right w:type="dxa" w:w="90"/>
+            </w:tcMar>
+            <w:vAlign w:val="center"/>
+          </w:tcPr>
+          <w:p>
+            <w:pPr>
+              <w:spacing w:after="0" w:line="270"/>
+            </w:pPr>
+            <w:r>
+              <w:rPr>
+                <w:rFonts w:ascii="Microsoft JhengHei" w:cs="Microsoft JhengHei" w:eastAsia="Microsoft JhengHei" w:hAnsi="Microsoft JhengHei"/>
+                <w:b w:val="false"/>
+                <w:bCs w:val="false"/>
+                <w:i w:val="false"/>
+                <w:iCs w:val="false"/>
+                <w:color w:val="1F2937"/>
+                <w:sz w:val="18"/>
+                <w:szCs w:val="18"/>
+              </w:rPr>
+              <w:t xml:space="preserve">兩條路怎麼選</w:t>
+            </w:r>
+          </w:p>
+        </w:tc>
+        <w:tc>
+          <w:tcPr>
+            <w:tcW w:type="dxa" w:w="4819"/>
+            <w:tcMar>
+              <w:top w:type="dxa" w:w="60"/>
+              <w:left w:type="dxa" w:w="90"/>
+              <w:bottom w:type="dxa" w:w="60"/>
+              <w:right w:type="dxa" w:w="90"/>
+            </w:tcMar>
+            <w:vAlign w:val="center"/>
+          </w:tcPr>
+          <w:p>
+            <w:pPr>
+              <w:spacing w:after="0" w:line="270"/>
+            </w:pPr>
+            <w:r>
+              <w:rPr>
+                <w:rFonts w:ascii="Microsoft JhengHei" w:cs="Microsoft JhengHei" w:eastAsia="Microsoft JhengHei" w:hAnsi="Microsoft JhengHei"/>
+                <w:b w:val="false"/>
+                <w:bCs w:val="false"/>
+                <w:i w:val="false"/>
+                <w:iCs w:val="false"/>
+                <w:color w:val="1F2937"/>
+                <w:sz w:val="18"/>
+                <w:szCs w:val="18"/>
+              </w:rPr>
+              <w:t xml:space="preserve">C1（合規電池平台 + OEM 服務）零資產、零 CAC、能力現成，護城河是車型級鎖定，窗口 2027–2029；B2C 的 SAM 大一個數量級但變異大、靠 CAC。先 C1、後 B2C，B2C 以五項門檻決定放大。</w:t>
+            </w:r>
+          </w:p>
+        </w:tc>
+        <w:tc>
+          <w:tcPr>
+            <w:tcW w:type="dxa" w:w="3566"/>
+            <w:tcMar>
+              <w:top w:type="dxa" w:w="60"/>
+              <w:left w:type="dxa" w:w="90"/>
+              <w:bottom w:type="dxa" w:w="60"/>
+              <w:right w:type="dxa" w:w="90"/>
+            </w:tcMar>
+            <w:vAlign w:val="center"/>
+          </w:tcPr>
+          <w:p>
+            <w:pPr>
+              <w:spacing w:after="0" w:line="270"/>
+            </w:pPr>
+            <w:r>
+              <w:rPr>
+                <w:rFonts w:ascii="Microsoft JhengHei" w:cs="Microsoft JhengHei" w:eastAsia="Microsoft JhengHei" w:hAnsi="Microsoft JhengHei"/>
+                <w:b w:val="false"/>
+                <w:bCs w:val="false"/>
+                <w:i w:val="false"/>
+                <w:iCs w:val="false"/>
+                <w:color w:val="1F2937"/>
+                <w:sz w:val="18"/>
+                <w:szCs w:val="18"/>
+              </w:rPr>
+              <w:t xml:space="preserve">第 5 年 EBIT：C1 基準 NT$110M（峰值資金 NT$5M）vs B2C NT$160M（峰值 NT$101M）；B2C SAM 約 4.7M 台/年、NT$64B</w:t>
             </w:r>
           </w:p>
         </w:tc>
@@ -1126,6 +1249,42 @@
           <w:szCs w:val="21"/>
         </w:rPr>
         <w:t xml:space="preserve">三檔書面報價（馬達、電池、扭力感測）、500–1,000 台種子車隊取得 duty cycle 分布、三地電池訂閱的法律結構意見。</w:t>
+      </w:r>
+    </w:p>
+    <w:p>
+      <w:pPr>
+        <w:pStyle w:val="ListParagraph"/>
+        <w:numPr>
+          <w:ilvl w:val="0"/>
+          <w:numId w:val="2"/>
+        </w:numPr>
+        <w:spacing w:after="90" w:line="320"/>
+      </w:pPr>
+      <w:r>
+        <w:rPr>
+          <w:rFonts w:ascii="Microsoft JhengHei" w:cs="Microsoft JhengHei" w:eastAsia="Microsoft JhengHei" w:hAnsi="Microsoft JhengHei"/>
+          <w:b/>
+          <w:bCs/>
+          <w:i w:val="false"/>
+          <w:iCs w:val="false"/>
+          <w:color w:val="1F2937"/>
+          <w:sz w:val="21"/>
+          <w:szCs w:val="21"/>
+        </w:rPr>
+        <w:t xml:space="preserve">V4 的修正已納入：</w:t>
+      </w:r>
+      <w:r>
+        <w:rPr>
+          <w:rFonts w:ascii="Microsoft JhengHei" w:cs="Microsoft JhengHei" w:eastAsia="Microsoft JhengHei" w:hAnsi="Microsoft JhengHei"/>
+          <w:b w:val="false"/>
+          <w:bCs w:val="false"/>
+          <w:i w:val="false"/>
+          <w:iCs w:val="false"/>
+          <w:color w:val="1F2937"/>
+          <w:sz w:val="21"/>
+          <w:szCs w:val="21"/>
+        </w:rPr>
+        <w:t xml:space="preserve">合規電池平台與 OEM 服務先行；極簡整車先當通路 PB 的 ODM 選項與 B2B 車隊展示載體，不先建消費者品牌；二次利用只算成本回收，不算利潤。</w:t>
       </w:r>
     </w:p>
     <w:p>
@@ -31516,7 +31675,3982 @@
           <w:sz w:val="32"/>
           <w:szCs w:val="32"/>
         </w:rPr>
-        <w:t xml:space="preserve">十四、風險與因應</w:t>
+        <w:t xml:space="preserve">十四、路線選擇：合規電池平台 vs 低價整車訂閱</w:t>
+      </w:r>
+    </w:p>
+    <w:p>
+      <w:pPr>
+        <w:spacing w:after="140" w:line="330"/>
+      </w:pPr>
+      <w:r>
+        <w:rPr>
+          <w:rFonts w:ascii="Microsoft JhengHei" w:cs="Microsoft JhengHei" w:eastAsia="Microsoft JhengHei" w:hAnsi="Microsoft JhengHei"/>
+          <w:b w:val="false"/>
+          <w:bCs w:val="false"/>
+          <w:i w:val="false"/>
+          <w:iCs w:val="false"/>
+          <w:color w:val="1F2937"/>
+          <w:sz w:val="21"/>
+          <w:szCs w:val="21"/>
+        </w:rPr>
+        <w:t xml:space="preserve">V4 模型把重點從「賣便宜整車」移到「賣已經合規的電池與長期服務」。本章檢驗這個判斷，並把兩條路放在同一張五年表上比較，最後給出決策門檻。</w:t>
+      </w:r>
+    </w:p>
+    <w:p>
+      <w:pPr>
+        <w:pStyle w:val="Heading2"/>
+        <w:spacing w:after="120" w:before="260"/>
+      </w:pPr>
+      <w:r>
+        <w:rPr>
+          <w:rFonts w:ascii="Microsoft JhengHei" w:cs="Microsoft JhengHei" w:eastAsia="Microsoft JhengHei" w:hAnsi="Microsoft JhengHei"/>
+          <w:b/>
+          <w:bCs/>
+          <w:i w:val="false"/>
+          <w:iCs w:val="false"/>
+          <w:color w:val="1F3864"/>
+          <w:sz w:val="25"/>
+          <w:szCs w:val="25"/>
+        </w:rPr>
+        <w:t xml:space="preserve">14.1 V4 主張的逐項檢驗</w:t>
+      </w:r>
+    </w:p>
+    <w:tbl>
+      <w:tblPr>
+        <w:tblW w:type="dxa" w:w="9638"/>
+        <w:tblBorders>
+          <w:top w:val="single" w:color="C9C5B8" w:sz="4"/>
+          <w:left w:val="single" w:color="C9C5B8" w:sz="4"/>
+          <w:bottom w:val="single" w:color="C9C5B8" w:sz="4"/>
+          <w:right w:val="single" w:color="C9C5B8" w:sz="4"/>
+          <w:insideH w:val="single" w:color="C9C5B8" w:sz="4"/>
+          <w:insideV w:val="single" w:color="C9C5B8" w:sz="4"/>
+        </w:tblBorders>
+        <w:tblLayout w:type="fixed"/>
+      </w:tblPr>
+      <w:tblGrid>
+        <w:gridCol w:w="2891"/>
+        <w:gridCol w:w="1157"/>
+        <w:gridCol w:w="5590"/>
+      </w:tblGrid>
+      <w:tr>
+        <w:trPr>
+          <w:tblHeader/>
+        </w:trPr>
+        <w:tc>
+          <w:tcPr>
+            <w:tcW w:type="dxa" w:w="2891"/>
+            <w:shd w:fill="1F3864" w:color="auto" w:val="clear"/>
+            <w:tcMar>
+              <w:top w:type="dxa" w:w="60"/>
+              <w:left w:type="dxa" w:w="90"/>
+              <w:bottom w:type="dxa" w:w="60"/>
+              <w:right w:type="dxa" w:w="90"/>
+            </w:tcMar>
+            <w:vAlign w:val="center"/>
+          </w:tcPr>
+          <w:p>
+            <w:pPr>
+              <w:spacing w:after="0" w:line="270"/>
+            </w:pPr>
+            <w:r>
+              <w:rPr>
+                <w:rFonts w:ascii="Microsoft JhengHei" w:cs="Microsoft JhengHei" w:eastAsia="Microsoft JhengHei" w:hAnsi="Microsoft JhengHei"/>
+                <w:b/>
+                <w:bCs/>
+                <w:i w:val="false"/>
+                <w:iCs w:val="false"/>
+                <w:color w:val="FFFFFF"/>
+                <w:sz w:val="18"/>
+                <w:szCs w:val="18"/>
+              </w:rPr>
+              <w:t xml:space="preserve">V4 主張</w:t>
+            </w:r>
+          </w:p>
+        </w:tc>
+        <w:tc>
+          <w:tcPr>
+            <w:tcW w:type="dxa" w:w="1157"/>
+            <w:shd w:fill="1F3864" w:color="auto" w:val="clear"/>
+            <w:tcMar>
+              <w:top w:type="dxa" w:w="60"/>
+              <w:left w:type="dxa" w:w="90"/>
+              <w:bottom w:type="dxa" w:w="60"/>
+              <w:right w:type="dxa" w:w="90"/>
+            </w:tcMar>
+            <w:vAlign w:val="center"/>
+          </w:tcPr>
+          <w:p>
+            <w:pPr>
+              <w:spacing w:after="0" w:line="270"/>
+              <w:jc w:val="center"/>
+            </w:pPr>
+            <w:r>
+              <w:rPr>
+                <w:rFonts w:ascii="Microsoft JhengHei" w:cs="Microsoft JhengHei" w:eastAsia="Microsoft JhengHei" w:hAnsi="Microsoft JhengHei"/>
+                <w:b/>
+                <w:bCs/>
+                <w:i w:val="false"/>
+                <w:iCs w:val="false"/>
+                <w:color w:val="FFFFFF"/>
+                <w:sz w:val="18"/>
+                <w:szCs w:val="18"/>
+              </w:rPr>
+              <w:t xml:space="preserve">成立？</w:t>
+            </w:r>
+          </w:p>
+        </w:tc>
+        <w:tc>
+          <w:tcPr>
+            <w:tcW w:type="dxa" w:w="5590"/>
+            <w:shd w:fill="1F3864" w:color="auto" w:val="clear"/>
+            <w:tcMar>
+              <w:top w:type="dxa" w:w="60"/>
+              <w:left w:type="dxa" w:w="90"/>
+              <w:bottom w:type="dxa" w:w="60"/>
+              <w:right w:type="dxa" w:w="90"/>
+            </w:tcMar>
+            <w:vAlign w:val="center"/>
+          </w:tcPr>
+          <w:p>
+            <w:pPr>
+              <w:spacing w:after="0" w:line="270"/>
+              <w:jc w:val="center"/>
+            </w:pPr>
+            <w:r>
+              <w:rPr>
+                <w:rFonts w:ascii="Microsoft JhengHei" w:cs="Microsoft JhengHei" w:eastAsia="Microsoft JhengHei" w:hAnsi="Microsoft JhengHei"/>
+                <w:b/>
+                <w:bCs/>
+                <w:i w:val="false"/>
+                <w:iCs w:val="false"/>
+                <w:color w:val="FFFFFF"/>
+                <w:sz w:val="18"/>
+                <w:szCs w:val="18"/>
+              </w:rPr>
+              <w:t xml:space="preserve">證據與修正</w:t>
+            </w:r>
+          </w:p>
+        </w:tc>
+      </w:tr>
+      <w:tr>
+        <w:tc>
+          <w:tcPr>
+            <w:tcW w:type="dxa" w:w="2891"/>
+            <w:tcMar>
+              <w:top w:type="dxa" w:w="60"/>
+              <w:left w:type="dxa" w:w="90"/>
+              <w:bottom w:type="dxa" w:w="60"/>
+              <w:right w:type="dxa" w:w="90"/>
+            </w:tcMar>
+            <w:vAlign w:val="center"/>
+          </w:tcPr>
+          <w:p>
+            <w:pPr>
+              <w:spacing w:after="0" w:line="270"/>
+            </w:pPr>
+            <w:r>
+              <w:rPr>
+                <w:rFonts w:ascii="Microsoft JhengHei" w:cs="Microsoft JhengHei" w:eastAsia="Microsoft JhengHei" w:hAnsi="Microsoft JhengHei"/>
+                <w:b w:val="false"/>
+                <w:bCs w:val="false"/>
+                <w:i w:val="false"/>
+                <w:iCs w:val="false"/>
+                <w:color w:val="1F2937"/>
+                <w:sz w:val="18"/>
+                <w:szCs w:val="18"/>
+              </w:rPr>
+              <w:t xml:space="preserve">沒有人把護照、EPR、回收、備品、SoH 包在一起賣</w:t>
+            </w:r>
+          </w:p>
+        </w:tc>
+        <w:tc>
+          <w:tcPr>
+            <w:tcW w:type="dxa" w:w="1157"/>
+            <w:tcMar>
+              <w:top w:type="dxa" w:w="60"/>
+              <w:left w:type="dxa" w:w="90"/>
+              <w:bottom w:type="dxa" w:w="60"/>
+              <w:right w:type="dxa" w:w="90"/>
+            </w:tcMar>
+            <w:vAlign w:val="center"/>
+          </w:tcPr>
+          <w:p>
+            <w:pPr>
+              <w:spacing w:after="0" w:line="270"/>
+            </w:pPr>
+            <w:r>
+              <w:rPr>
+                <w:rFonts w:ascii="Microsoft JhengHei" w:cs="Microsoft JhengHei" w:eastAsia="Microsoft JhengHei" w:hAnsi="Microsoft JhengHei"/>
+                <w:b w:val="false"/>
+                <w:bCs w:val="false"/>
+                <w:i w:val="false"/>
+                <w:iCs w:val="false"/>
+                <w:color w:val="1F2937"/>
+                <w:sz w:val="18"/>
+                <w:szCs w:val="18"/>
+              </w:rPr>
+              <w:t xml:space="preserve">部分成立</w:t>
+            </w:r>
+          </w:p>
+        </w:tc>
+        <w:tc>
+          <w:tcPr>
+            <w:tcW w:type="dxa" w:w="5590"/>
+            <w:tcMar>
+              <w:top w:type="dxa" w:w="60"/>
+              <w:left w:type="dxa" w:w="90"/>
+              <w:bottom w:type="dxa" w:w="60"/>
+              <w:right w:type="dxa" w:w="90"/>
+            </w:tcMar>
+            <w:vAlign w:val="center"/>
+          </w:tcPr>
+          <w:p>
+            <w:pPr>
+              <w:spacing w:after="0" w:line="270"/>
+            </w:pPr>
+            <w:r>
+              <w:rPr>
+                <w:rFonts w:ascii="Microsoft JhengHei" w:cs="Microsoft JhengHei" w:eastAsia="Microsoft JhengHei" w:hAnsi="Microsoft JhengHei"/>
+                <w:b w:val="false"/>
+                <w:bCs w:val="false"/>
+                <w:i w:val="false"/>
+                <w:iCs w:val="false"/>
+                <w:color w:val="1F2937"/>
+                <w:sz w:val="18"/>
+                <w:szCs w:val="18"/>
+              </w:rPr>
+              <w:t xml:space="preserve">驅動系統商沒賣，但 BMZ 的 RB-900 已宣稱符合 2023/1542、可單顆換芯、2027 後可售；take-e-way、Landbell／RLG 賣 EPR，Circunomics 賣護照平台。空白是整合，不是不存在</w:t>
+            </w:r>
+          </w:p>
+        </w:tc>
+      </w:tr>
+      <w:tr>
+        <w:tc>
+          <w:tcPr>
+            <w:tcW w:type="dxa" w:w="2891"/>
+            <w:shd w:fill="F1EFE8" w:color="auto" w:val="clear"/>
+            <w:tcMar>
+              <w:top w:type="dxa" w:w="60"/>
+              <w:left w:type="dxa" w:w="90"/>
+              <w:bottom w:type="dxa" w:w="60"/>
+              <w:right w:type="dxa" w:w="90"/>
+            </w:tcMar>
+            <w:vAlign w:val="center"/>
+          </w:tcPr>
+          <w:p>
+            <w:pPr>
+              <w:spacing w:after="0" w:line="270"/>
+            </w:pPr>
+            <w:r>
+              <w:rPr>
+                <w:rFonts w:ascii="Microsoft JhengHei" w:cs="Microsoft JhengHei" w:eastAsia="Microsoft JhengHei" w:hAnsi="Microsoft JhengHei"/>
+                <w:b w:val="false"/>
+                <w:bCs w:val="false"/>
+                <w:i w:val="false"/>
+                <w:iCs w:val="false"/>
+                <w:color w:val="1F2937"/>
+                <w:sz w:val="18"/>
+                <w:szCs w:val="18"/>
+              </w:rPr>
+              <w:t xml:space="preserve">電芯層級可更換是中小 OEM 做不到的門檻</w:t>
+            </w:r>
+          </w:p>
+        </w:tc>
+        <w:tc>
+          <w:tcPr>
+            <w:tcW w:type="dxa" w:w="1157"/>
+            <w:shd w:fill="F1EFE8" w:color="auto" w:val="clear"/>
+            <w:tcMar>
+              <w:top w:type="dxa" w:w="60"/>
+              <w:left w:type="dxa" w:w="90"/>
+              <w:bottom w:type="dxa" w:w="60"/>
+              <w:right w:type="dxa" w:w="90"/>
+            </w:tcMar>
+            <w:vAlign w:val="center"/>
+          </w:tcPr>
+          <w:p>
+            <w:pPr>
+              <w:spacing w:after="0" w:line="270"/>
+            </w:pPr>
+            <w:r>
+              <w:rPr>
+                <w:rFonts w:ascii="Microsoft JhengHei" w:cs="Microsoft JhengHei" w:eastAsia="Microsoft JhengHei" w:hAnsi="Microsoft JhengHei"/>
+                <w:b w:val="false"/>
+                <w:bCs w:val="false"/>
+                <w:i w:val="false"/>
+                <w:iCs w:val="false"/>
+                <w:color w:val="1F2937"/>
+                <w:sz w:val="18"/>
+                <w:szCs w:val="18"/>
+              </w:rPr>
+              <w:t xml:space="preserve">已鬆動</w:t>
+            </w:r>
+          </w:p>
+        </w:tc>
+        <w:tc>
+          <w:tcPr>
+            <w:tcW w:type="dxa" w:w="5590"/>
+            <w:shd w:fill="F1EFE8" w:color="auto" w:val="clear"/>
+            <w:tcMar>
+              <w:top w:type="dxa" w:w="60"/>
+              <w:left w:type="dxa" w:w="90"/>
+              <w:bottom w:type="dxa" w:w="60"/>
+              <w:right w:type="dxa" w:w="90"/>
+            </w:tcMar>
+            <w:vAlign w:val="center"/>
+          </w:tcPr>
+          <w:p>
+            <w:pPr>
+              <w:spacing w:after="0" w:line="270"/>
+            </w:pPr>
+            <w:r>
+              <w:rPr>
+                <w:rFonts w:ascii="Microsoft JhengHei" w:cs="Microsoft JhengHei" w:eastAsia="Microsoft JhengHei" w:hAnsi="Microsoft JhengHei"/>
+                <w:b w:val="false"/>
+                <w:bCs w:val="false"/>
+                <w:i w:val="false"/>
+                <w:iCs w:val="false"/>
+                <w:color w:val="1F2937"/>
+                <w:sz w:val="18"/>
+                <w:szCs w:val="18"/>
+              </w:rPr>
+              <w:t xml:space="preserve">Omnibus VIII（執委會 2025/12 提案、理事會 2026/6 立場）把 Art.11(5) 改為模組層級由獨立專業人員可換，並對特定類別延後 18 個月；門檻降低等於對手更容易合規</w:t>
+            </w:r>
+          </w:p>
+        </w:tc>
+      </w:tr>
+      <w:tr>
+        <w:tc>
+          <w:tcPr>
+            <w:tcW w:type="dxa" w:w="2891"/>
+            <w:tcMar>
+              <w:top w:type="dxa" w:w="60"/>
+              <w:left w:type="dxa" w:w="90"/>
+              <w:bottom w:type="dxa" w:w="60"/>
+              <w:right w:type="dxa" w:w="90"/>
+            </w:tcMar>
+            <w:vAlign w:val="center"/>
+          </w:tcPr>
+          <w:p>
+            <w:pPr>
+              <w:spacing w:after="0" w:line="270"/>
+            </w:pPr>
+            <w:r>
+              <w:rPr>
+                <w:rFonts w:ascii="Microsoft JhengHei" w:cs="Microsoft JhengHei" w:eastAsia="Microsoft JhengHei" w:hAnsi="Microsoft JhengHei"/>
+                <w:b w:val="false"/>
+                <w:bCs w:val="false"/>
+                <w:i w:val="false"/>
+                <w:iCs w:val="false"/>
+                <w:color w:val="1F2937"/>
+                <w:sz w:val="18"/>
+                <w:szCs w:val="18"/>
+              </w:rPr>
+              <w:t xml:space="preserve">2027/2/18 護照日期不動</w:t>
+            </w:r>
+          </w:p>
+        </w:tc>
+        <w:tc>
+          <w:tcPr>
+            <w:tcW w:type="dxa" w:w="1157"/>
+            <w:tcMar>
+              <w:top w:type="dxa" w:w="60"/>
+              <w:left w:type="dxa" w:w="90"/>
+              <w:bottom w:type="dxa" w:w="60"/>
+              <w:right w:type="dxa" w:w="90"/>
+            </w:tcMar>
+            <w:vAlign w:val="center"/>
+          </w:tcPr>
+          <w:p>
+            <w:pPr>
+              <w:spacing w:after="0" w:line="270"/>
+            </w:pPr>
+            <w:r>
+              <w:rPr>
+                <w:rFonts w:ascii="Microsoft JhengHei" w:cs="Microsoft JhengHei" w:eastAsia="Microsoft JhengHei" w:hAnsi="Microsoft JhengHei"/>
+                <w:b w:val="false"/>
+                <w:bCs w:val="false"/>
+                <w:i w:val="false"/>
+                <w:iCs w:val="false"/>
+                <w:color w:val="1F2937"/>
+                <w:sz w:val="18"/>
+                <w:szCs w:val="18"/>
+              </w:rPr>
+              <w:t xml:space="preserve">成立</w:t>
+            </w:r>
+          </w:p>
+        </w:tc>
+        <w:tc>
+          <w:tcPr>
+            <w:tcW w:type="dxa" w:w="5590"/>
+            <w:tcMar>
+              <w:top w:type="dxa" w:w="60"/>
+              <w:left w:type="dxa" w:w="90"/>
+              <w:bottom w:type="dxa" w:w="60"/>
+              <w:right w:type="dxa" w:w="90"/>
+            </w:tcMar>
+            <w:vAlign w:val="center"/>
+          </w:tcPr>
+          <w:p>
+            <w:pPr>
+              <w:spacing w:after="0" w:line="270"/>
+            </w:pPr>
+            <w:r>
+              <w:rPr>
+                <w:rFonts w:ascii="Microsoft JhengHei" w:cs="Microsoft JhengHei" w:eastAsia="Microsoft JhengHei" w:hAnsi="Microsoft JhengHei"/>
+                <w:b w:val="false"/>
+                <w:bCs w:val="false"/>
+                <w:i w:val="false"/>
+                <w:iCs w:val="false"/>
+                <w:color w:val="1F2937"/>
+                <w:sz w:val="18"/>
+                <w:szCs w:val="18"/>
+              </w:rPr>
+              <w:t xml:space="preserve">Omnibus IV 只延盡職調查到 2027/8/18；但 Art.77(9) 資料存取實施法案逾期，平台規格未定</w:t>
+            </w:r>
+          </w:p>
+        </w:tc>
+      </w:tr>
+      <w:tr>
+        <w:tc>
+          <w:tcPr>
+            <w:tcW w:type="dxa" w:w="2891"/>
+            <w:shd w:fill="F1EFE8" w:color="auto" w:val="clear"/>
+            <w:tcMar>
+              <w:top w:type="dxa" w:w="60"/>
+              <w:left w:type="dxa" w:w="90"/>
+              <w:bottom w:type="dxa" w:w="60"/>
+              <w:right w:type="dxa" w:w="90"/>
+            </w:tcMar>
+            <w:vAlign w:val="center"/>
+          </w:tcPr>
+          <w:p>
+            <w:pPr>
+              <w:spacing w:after="0" w:line="270"/>
+            </w:pPr>
+            <w:r>
+              <w:rPr>
+                <w:rFonts w:ascii="Microsoft JhengHei" w:cs="Microsoft JhengHei" w:eastAsia="Microsoft JhengHei" w:hAnsi="Microsoft JhengHei"/>
+                <w:b w:val="false"/>
+                <w:bCs w:val="false"/>
+                <w:i w:val="false"/>
+                <w:iCs w:val="false"/>
+                <w:color w:val="1F2937"/>
+                <w:sz w:val="18"/>
+                <w:szCs w:val="18"/>
+              </w:rPr>
+              <w:t xml:space="preserve">GROFA 是德國法定生產者，經銷商因 BattDG 而在意</w:t>
+            </w:r>
+          </w:p>
+        </w:tc>
+        <w:tc>
+          <w:tcPr>
+            <w:tcW w:type="dxa" w:w="1157"/>
+            <w:shd w:fill="F1EFE8" w:color="auto" w:val="clear"/>
+            <w:tcMar>
+              <w:top w:type="dxa" w:w="60"/>
+              <w:left w:type="dxa" w:w="90"/>
+              <w:bottom w:type="dxa" w:w="60"/>
+              <w:right w:type="dxa" w:w="90"/>
+            </w:tcMar>
+            <w:vAlign w:val="center"/>
+          </w:tcPr>
+          <w:p>
+            <w:pPr>
+              <w:spacing w:after="0" w:line="270"/>
+            </w:pPr>
+            <w:r>
+              <w:rPr>
+                <w:rFonts w:ascii="Microsoft JhengHei" w:cs="Microsoft JhengHei" w:eastAsia="Microsoft JhengHei" w:hAnsi="Microsoft JhengHei"/>
+                <w:b w:val="false"/>
+                <w:bCs w:val="false"/>
+                <w:i w:val="false"/>
+                <w:iCs w:val="false"/>
+                <w:color w:val="1F2937"/>
+                <w:sz w:val="18"/>
+                <w:szCs w:val="18"/>
+              </w:rPr>
+              <w:t xml:space="preserve">成立，最有價值</w:t>
+            </w:r>
+          </w:p>
+        </w:tc>
+        <w:tc>
+          <w:tcPr>
+            <w:tcW w:type="dxa" w:w="5590"/>
+            <w:shd w:fill="F1EFE8" w:color="auto" w:val="clear"/>
+            <w:tcMar>
+              <w:top w:type="dxa" w:w="60"/>
+              <w:left w:type="dxa" w:w="90"/>
+              <w:bottom w:type="dxa" w:w="60"/>
+              <w:right w:type="dxa" w:w="90"/>
+            </w:tcMar>
+            <w:vAlign w:val="center"/>
+          </w:tcPr>
+          <w:p>
+            <w:pPr>
+              <w:spacing w:after="0" w:line="270"/>
+            </w:pPr>
+            <w:r>
+              <w:rPr>
+                <w:rFonts w:ascii="Microsoft JhengHei" w:cs="Microsoft JhengHei" w:eastAsia="Microsoft JhengHei" w:hAnsi="Microsoft JhengHei"/>
+                <w:b w:val="false"/>
+                <w:bCs w:val="false"/>
+                <w:i w:val="false"/>
+                <w:iCs w:val="false"/>
+                <w:color w:val="1F2937"/>
+                <w:sz w:val="18"/>
+                <w:szCs w:val="18"/>
+              </w:rPr>
+              <w:t xml:space="preserve">Herstellerfiktion 讓經銷商販售未登錄生產者的電池時自己變成生產者；「合規已辦妥」成為通路看得見的採購理由</w:t>
+            </w:r>
+          </w:p>
+        </w:tc>
+      </w:tr>
+      <w:tr>
+        <w:tc>
+          <w:tcPr>
+            <w:tcW w:type="dxa" w:w="2891"/>
+            <w:tcMar>
+              <w:top w:type="dxa" w:w="60"/>
+              <w:left w:type="dxa" w:w="90"/>
+              <w:bottom w:type="dxa" w:w="60"/>
+              <w:right w:type="dxa" w:w="90"/>
+            </w:tcMar>
+            <w:vAlign w:val="center"/>
+          </w:tcPr>
+          <w:p>
+            <w:pPr>
+              <w:spacing w:after="0" w:line="270"/>
+            </w:pPr>
+            <w:r>
+              <w:rPr>
+                <w:rFonts w:ascii="Microsoft JhengHei" w:cs="Microsoft JhengHei" w:eastAsia="Microsoft JhengHei" w:hAnsi="Microsoft JhengHei"/>
+                <w:b w:val="false"/>
+                <w:bCs w:val="false"/>
+                <w:i w:val="false"/>
+                <w:iCs w:val="false"/>
+                <w:color w:val="1F2937"/>
+                <w:sz w:val="18"/>
+                <w:szCs w:val="18"/>
+              </w:rPr>
+              <w:t xml:space="preserve">DJI 證明供應商擁有品牌不妨礙採用</w:t>
+            </w:r>
+          </w:p>
+        </w:tc>
+        <w:tc>
+          <w:tcPr>
+            <w:tcW w:type="dxa" w:w="1157"/>
+            <w:tcMar>
+              <w:top w:type="dxa" w:w="60"/>
+              <w:left w:type="dxa" w:w="90"/>
+              <w:bottom w:type="dxa" w:w="60"/>
+              <w:right w:type="dxa" w:w="90"/>
+            </w:tcMar>
+            <w:vAlign w:val="center"/>
+          </w:tcPr>
+          <w:p>
+            <w:pPr>
+              <w:spacing w:after="0" w:line="270"/>
+            </w:pPr>
+            <w:r>
+              <w:rPr>
+                <w:rFonts w:ascii="Microsoft JhengHei" w:cs="Microsoft JhengHei" w:eastAsia="Microsoft JhengHei" w:hAnsi="Microsoft JhengHei"/>
+                <w:b w:val="false"/>
+                <w:bCs w:val="false"/>
+                <w:i w:val="false"/>
+                <w:iCs w:val="false"/>
+                <w:color w:val="1F2937"/>
+                <w:sz w:val="18"/>
+                <w:szCs w:val="18"/>
+              </w:rPr>
+              <w:t xml:space="preserve">部分</w:t>
+            </w:r>
+          </w:p>
+        </w:tc>
+        <w:tc>
+          <w:tcPr>
+            <w:tcW w:type="dxa" w:w="5590"/>
+            <w:tcMar>
+              <w:top w:type="dxa" w:w="60"/>
+              <w:left w:type="dxa" w:w="90"/>
+              <w:bottom w:type="dxa" w:w="60"/>
+              <w:right w:type="dxa" w:w="90"/>
+            </w:tcMar>
+            <w:vAlign w:val="center"/>
+          </w:tcPr>
+          <w:p>
+            <w:pPr>
+              <w:spacing w:after="0" w:line="270"/>
+            </w:pPr>
+            <w:r>
+              <w:rPr>
+                <w:rFonts w:ascii="Microsoft JhengHei" w:cs="Microsoft JhengHei" w:eastAsia="Microsoft JhengHei" w:hAnsi="Microsoft JhengHei"/>
+                <w:b w:val="false"/>
+                <w:bCs w:val="false"/>
+                <w:i w:val="false"/>
+                <w:iCs w:val="false"/>
+                <w:color w:val="1F2937"/>
+                <w:sz w:val="18"/>
+                <w:szCs w:val="18"/>
+              </w:rPr>
+              <w:t xml:space="preserve">差異化是因、容忍衝突是果；達方的差異化是合規包裹，可被複製，窗口短</w:t>
+            </w:r>
+          </w:p>
+        </w:tc>
+      </w:tr>
+      <w:tr>
+        <w:tc>
+          <w:tcPr>
+            <w:tcW w:type="dxa" w:w="2891"/>
+            <w:shd w:fill="F1EFE8" w:color="auto" w:val="clear"/>
+            <w:tcMar>
+              <w:top w:type="dxa" w:w="60"/>
+              <w:left w:type="dxa" w:w="90"/>
+              <w:bottom w:type="dxa" w:w="60"/>
+              <w:right w:type="dxa" w:w="90"/>
+            </w:tcMar>
+            <w:vAlign w:val="center"/>
+          </w:tcPr>
+          <w:p>
+            <w:pPr>
+              <w:spacing w:after="0" w:line="270"/>
+            </w:pPr>
+            <w:r>
+              <w:rPr>
+                <w:rFonts w:ascii="Microsoft JhengHei" w:cs="Microsoft JhengHei" w:eastAsia="Microsoft JhengHei" w:hAnsi="Microsoft JhengHei"/>
+                <w:b w:val="false"/>
+                <w:bCs w:val="false"/>
+                <w:i w:val="false"/>
+                <w:iCs w:val="false"/>
+                <w:color w:val="1F2937"/>
+                <w:sz w:val="18"/>
+                <w:szCs w:val="18"/>
+              </w:rPr>
+              <w:t xml:space="preserve">二次利用不是利潤來源</w:t>
+            </w:r>
+          </w:p>
+        </w:tc>
+        <w:tc>
+          <w:tcPr>
+            <w:tcW w:type="dxa" w:w="1157"/>
+            <w:shd w:fill="F1EFE8" w:color="auto" w:val="clear"/>
+            <w:tcMar>
+              <w:top w:type="dxa" w:w="60"/>
+              <w:left w:type="dxa" w:w="90"/>
+              <w:bottom w:type="dxa" w:w="60"/>
+              <w:right w:type="dxa" w:w="90"/>
+            </w:tcMar>
+            <w:vAlign w:val="center"/>
+          </w:tcPr>
+          <w:p>
+            <w:pPr>
+              <w:spacing w:after="0" w:line="270"/>
+            </w:pPr>
+            <w:r>
+              <w:rPr>
+                <w:rFonts w:ascii="Microsoft JhengHei" w:cs="Microsoft JhengHei" w:eastAsia="Microsoft JhengHei" w:hAnsi="Microsoft JhengHei"/>
+                <w:b w:val="false"/>
+                <w:bCs w:val="false"/>
+                <w:i w:val="false"/>
+                <w:iCs w:val="false"/>
+                <w:color w:val="1F2937"/>
+                <w:sz w:val="18"/>
+                <w:szCs w:val="18"/>
+              </w:rPr>
+              <w:t xml:space="preserve">同意</w:t>
+            </w:r>
+          </w:p>
+        </w:tc>
+        <w:tc>
+          <w:tcPr>
+            <w:tcW w:type="dxa" w:w="5590"/>
+            <w:shd w:fill="F1EFE8" w:color="auto" w:val="clear"/>
+            <w:tcMar>
+              <w:top w:type="dxa" w:w="60"/>
+              <w:left w:type="dxa" w:w="90"/>
+              <w:bottom w:type="dxa" w:w="60"/>
+              <w:right w:type="dxa" w:w="90"/>
+            </w:tcMar>
+            <w:vAlign w:val="center"/>
+          </w:tcPr>
+          <w:p>
+            <w:pPr>
+              <w:spacing w:after="0" w:line="270"/>
+            </w:pPr>
+            <w:r>
+              <w:rPr>
+                <w:rFonts w:ascii="Microsoft JhengHei" w:cs="Microsoft JhengHei" w:eastAsia="Microsoft JhengHei" w:hAnsi="Microsoft JhengHei"/>
+                <w:b w:val="false"/>
+                <w:bCs w:val="false"/>
+                <w:i w:val="false"/>
+                <w:iCs w:val="false"/>
+                <w:color w:val="1F2937"/>
+                <w:sz w:val="18"/>
+                <w:szCs w:val="18"/>
+              </w:rPr>
+              <w:t xml:space="preserve">回收料 $8/kWh、新電芯降價；翻新迴圈降權為成本回收</w:t>
+            </w:r>
+          </w:p>
+        </w:tc>
+      </w:tr>
+      <w:tr>
+        <w:tc>
+          <w:tcPr>
+            <w:tcW w:type="dxa" w:w="2891"/>
+            <w:tcMar>
+              <w:top w:type="dxa" w:w="60"/>
+              <w:left w:type="dxa" w:w="90"/>
+              <w:bottom w:type="dxa" w:w="60"/>
+              <w:right w:type="dxa" w:w="90"/>
+            </w:tcMar>
+            <w:vAlign w:val="center"/>
+          </w:tcPr>
+          <w:p>
+            <w:pPr>
+              <w:spacing w:after="0" w:line="270"/>
+            </w:pPr>
+            <w:r>
+              <w:rPr>
+                <w:rFonts w:ascii="Microsoft JhengHei" w:cs="Microsoft JhengHei" w:eastAsia="Microsoft JhengHei" w:hAnsi="Microsoft JhengHei"/>
+                <w:b w:val="false"/>
+                <w:bCs w:val="false"/>
+                <w:i w:val="false"/>
+                <w:iCs w:val="false"/>
+                <w:color w:val="1F2937"/>
+                <w:sz w:val="18"/>
+                <w:szCs w:val="18"/>
+              </w:rPr>
+              <w:t xml:space="preserve">C1 零資產、零 CAC</w:t>
+            </w:r>
+          </w:p>
+        </w:tc>
+        <w:tc>
+          <w:tcPr>
+            <w:tcW w:type="dxa" w:w="1157"/>
+            <w:tcMar>
+              <w:top w:type="dxa" w:w="60"/>
+              <w:left w:type="dxa" w:w="90"/>
+              <w:bottom w:type="dxa" w:w="60"/>
+              <w:right w:type="dxa" w:w="90"/>
+            </w:tcMar>
+            <w:vAlign w:val="center"/>
+          </w:tcPr>
+          <w:p>
+            <w:pPr>
+              <w:spacing w:after="0" w:line="270"/>
+            </w:pPr>
+            <w:r>
+              <w:rPr>
+                <w:rFonts w:ascii="Microsoft JhengHei" w:cs="Microsoft JhengHei" w:eastAsia="Microsoft JhengHei" w:hAnsi="Microsoft JhengHei"/>
+                <w:b w:val="false"/>
+                <w:bCs w:val="false"/>
+                <w:i w:val="false"/>
+                <w:iCs w:val="false"/>
+                <w:color w:val="1F2937"/>
+                <w:sz w:val="18"/>
+                <w:szCs w:val="18"/>
+              </w:rPr>
+              <w:t xml:space="preserve">成立</w:t>
+            </w:r>
+          </w:p>
+        </w:tc>
+        <w:tc>
+          <w:tcPr>
+            <w:tcW w:type="dxa" w:w="5590"/>
+            <w:tcMar>
+              <w:top w:type="dxa" w:w="60"/>
+              <w:left w:type="dxa" w:w="90"/>
+              <w:bottom w:type="dxa" w:w="60"/>
+              <w:right w:type="dxa" w:w="90"/>
+            </w:tcMar>
+            <w:vAlign w:val="center"/>
+          </w:tcPr>
+          <w:p>
+            <w:pPr>
+              <w:spacing w:after="0" w:line="270"/>
+            </w:pPr>
+            <w:r>
+              <w:rPr>
+                <w:rFonts w:ascii="Microsoft JhengHei" w:cs="Microsoft JhengHei" w:eastAsia="Microsoft JhengHei" w:hAnsi="Microsoft JhengHei"/>
+                <w:b w:val="false"/>
+                <w:bCs w:val="false"/>
+                <w:i w:val="false"/>
+                <w:iCs w:val="false"/>
+                <w:color w:val="1F2937"/>
+                <w:sz w:val="18"/>
+                <w:szCs w:val="18"/>
+              </w:rPr>
+              <w:t xml:space="preserve">對照 B2C 峰值資金 NT$101M，C1 幾乎不需要新組織；達方捷克廠、Shimano 認證替換電池與 Stromer 客製包是現成基數</w:t>
+            </w:r>
+          </w:p>
+        </w:tc>
+      </w:tr>
+    </w:tbl>
+    <w:p>
+      <w:pPr>
+        <w:pStyle w:val="Heading2"/>
+        <w:spacing w:after="120" w:before="260"/>
+      </w:pPr>
+      <w:r>
+        <w:rPr>
+          <w:rFonts w:ascii="Microsoft JhengHei" w:cs="Microsoft JhengHei" w:eastAsia="Microsoft JhengHei" w:hAnsi="Microsoft JhengHei"/>
+          <w:b/>
+          <w:bCs/>
+          <w:i w:val="false"/>
+          <w:iCs w:val="false"/>
+          <w:color w:val="1F3864"/>
+          <w:sz w:val="25"/>
+          <w:szCs w:val="25"/>
+        </w:rPr>
+        <w:t xml:space="preserve">14.2 五年對照（基準情境）</w:t>
+      </w:r>
+    </w:p>
+    <w:tbl>
+      <w:tblPr>
+        <w:tblW w:type="dxa" w:w="9638"/>
+        <w:tblBorders>
+          <w:top w:val="single" w:color="C9C5B8" w:sz="4"/>
+          <w:left w:val="single" w:color="C9C5B8" w:sz="4"/>
+          <w:bottom w:val="single" w:color="C9C5B8" w:sz="4"/>
+          <w:right w:val="single" w:color="C9C5B8" w:sz="4"/>
+          <w:insideH w:val="single" w:color="C9C5B8" w:sz="4"/>
+          <w:insideV w:val="single" w:color="C9C5B8" w:sz="4"/>
+        </w:tblBorders>
+        <w:tblLayout w:type="fixed"/>
+      </w:tblPr>
+      <w:tblGrid>
+        <w:gridCol w:w="2313"/>
+        <w:gridCol w:w="3662"/>
+        <w:gridCol w:w="3663"/>
+      </w:tblGrid>
+      <w:tr>
+        <w:trPr>
+          <w:tblHeader/>
+        </w:trPr>
+        <w:tc>
+          <w:tcPr>
+            <w:tcW w:type="dxa" w:w="2313"/>
+            <w:shd w:fill="1F3864" w:color="auto" w:val="clear"/>
+            <w:tcMar>
+              <w:top w:type="dxa" w:w="60"/>
+              <w:left w:type="dxa" w:w="90"/>
+              <w:bottom w:type="dxa" w:w="60"/>
+              <w:right w:type="dxa" w:w="90"/>
+            </w:tcMar>
+            <w:vAlign w:val="center"/>
+          </w:tcPr>
+          <w:p>
+            <w:pPr>
+              <w:spacing w:after="0" w:line="270"/>
+            </w:pPr>
+            <w:r>
+              <w:rPr>
+                <w:rFonts w:ascii="Microsoft JhengHei" w:cs="Microsoft JhengHei" w:eastAsia="Microsoft JhengHei" w:hAnsi="Microsoft JhengHei"/>
+                <w:b/>
+                <w:bCs/>
+                <w:i w:val="false"/>
+                <w:iCs w:val="false"/>
+                <w:color w:val="FFFFFF"/>
+                <w:sz w:val="18"/>
+                <w:szCs w:val="18"/>
+              </w:rPr>
+              <w:t xml:space="preserve">面向</w:t>
+            </w:r>
+          </w:p>
+        </w:tc>
+        <w:tc>
+          <w:tcPr>
+            <w:tcW w:type="dxa" w:w="3662"/>
+            <w:shd w:fill="1F3864" w:color="auto" w:val="clear"/>
+            <w:tcMar>
+              <w:top w:type="dxa" w:w="60"/>
+              <w:left w:type="dxa" w:w="90"/>
+              <w:bottom w:type="dxa" w:w="60"/>
+              <w:right w:type="dxa" w:w="90"/>
+            </w:tcMar>
+            <w:vAlign w:val="center"/>
+          </w:tcPr>
+          <w:p>
+            <w:pPr>
+              <w:spacing w:after="0" w:line="270"/>
+              <w:jc w:val="center"/>
+            </w:pPr>
+            <w:r>
+              <w:rPr>
+                <w:rFonts w:ascii="Microsoft JhengHei" w:cs="Microsoft JhengHei" w:eastAsia="Microsoft JhengHei" w:hAnsi="Microsoft JhengHei"/>
+                <w:b/>
+                <w:bCs/>
+                <w:i w:val="false"/>
+                <w:iCs w:val="false"/>
+                <w:color w:val="FFFFFF"/>
+                <w:sz w:val="18"/>
+                <w:szCs w:val="18"/>
+              </w:rPr>
+              <w:t xml:space="preserve">C1 合規電池平台 + OEM 服務</w:t>
+            </w:r>
+          </w:p>
+        </w:tc>
+        <w:tc>
+          <w:tcPr>
+            <w:tcW w:type="dxa" w:w="3663"/>
+            <w:shd w:fill="1F3864" w:color="auto" w:val="clear"/>
+            <w:tcMar>
+              <w:top w:type="dxa" w:w="60"/>
+              <w:left w:type="dxa" w:w="90"/>
+              <w:bottom w:type="dxa" w:w="60"/>
+              <w:right w:type="dxa" w:w="90"/>
+            </w:tcMar>
+            <w:vAlign w:val="center"/>
+          </w:tcPr>
+          <w:p>
+            <w:pPr>
+              <w:spacing w:after="0" w:line="270"/>
+              <w:jc w:val="center"/>
+            </w:pPr>
+            <w:r>
+              <w:rPr>
+                <w:rFonts w:ascii="Microsoft JhengHei" w:cs="Microsoft JhengHei" w:eastAsia="Microsoft JhengHei" w:hAnsi="Microsoft JhengHei"/>
+                <w:b/>
+                <w:bCs/>
+                <w:i w:val="false"/>
+                <w:iCs w:val="false"/>
+                <w:color w:val="FFFFFF"/>
+                <w:sz w:val="18"/>
+                <w:szCs w:val="18"/>
+              </w:rPr>
+              <w:t xml:space="preserve">B2C 低價整車 + 電池訂閱</w:t>
+            </w:r>
+          </w:p>
+        </w:tc>
+      </w:tr>
+      <w:tr>
+        <w:tc>
+          <w:tcPr>
+            <w:tcW w:type="dxa" w:w="2313"/>
+            <w:tcMar>
+              <w:top w:type="dxa" w:w="60"/>
+              <w:left w:type="dxa" w:w="90"/>
+              <w:bottom w:type="dxa" w:w="60"/>
+              <w:right w:type="dxa" w:w="90"/>
+            </w:tcMar>
+            <w:vAlign w:val="center"/>
+          </w:tcPr>
+          <w:p>
+            <w:pPr>
+              <w:spacing w:after="0" w:line="270"/>
+            </w:pPr>
+            <w:r>
+              <w:rPr>
+                <w:rFonts w:ascii="Microsoft JhengHei" w:cs="Microsoft JhengHei" w:eastAsia="Microsoft JhengHei" w:hAnsi="Microsoft JhengHei"/>
+                <w:b w:val="false"/>
+                <w:bCs w:val="false"/>
+                <w:i w:val="false"/>
+                <w:iCs w:val="false"/>
+                <w:color w:val="1F2937"/>
+                <w:sz w:val="18"/>
+                <w:szCs w:val="18"/>
+              </w:rPr>
+              <w:t xml:space="preserve">第 5 年營收（NT$M）</w:t>
+            </w:r>
+          </w:p>
+        </w:tc>
+        <w:tc>
+          <w:tcPr>
+            <w:tcW w:type="dxa" w:w="3662"/>
+            <w:tcMar>
+              <w:top w:type="dxa" w:w="60"/>
+              <w:left w:type="dxa" w:w="90"/>
+              <w:bottom w:type="dxa" w:w="60"/>
+              <w:right w:type="dxa" w:w="90"/>
+            </w:tcMar>
+            <w:vAlign w:val="center"/>
+          </w:tcPr>
+          <w:p>
+            <w:pPr>
+              <w:spacing w:after="0" w:line="270"/>
+              <w:jc w:val="right"/>
+            </w:pPr>
+            <w:r>
+              <w:rPr>
+                <w:rFonts w:ascii="Microsoft JhengHei" w:cs="Microsoft JhengHei" w:eastAsia="Microsoft JhengHei" w:hAnsi="Microsoft JhengHei"/>
+                <w:b w:val="false"/>
+                <w:bCs w:val="false"/>
+                <w:i w:val="false"/>
+                <w:iCs w:val="false"/>
+                <w:color w:val="1F2937"/>
+                <w:sz w:val="18"/>
+                <w:szCs w:val="18"/>
+              </w:rPr>
+              <w:t xml:space="preserve">363</w:t>
+            </w:r>
+          </w:p>
+        </w:tc>
+        <w:tc>
+          <w:tcPr>
+            <w:tcW w:type="dxa" w:w="3663"/>
+            <w:tcMar>
+              <w:top w:type="dxa" w:w="60"/>
+              <w:left w:type="dxa" w:w="90"/>
+              <w:bottom w:type="dxa" w:w="60"/>
+              <w:right w:type="dxa" w:w="90"/>
+            </w:tcMar>
+            <w:vAlign w:val="center"/>
+          </w:tcPr>
+          <w:p>
+            <w:pPr>
+              <w:spacing w:after="0" w:line="270"/>
+              <w:jc w:val="right"/>
+            </w:pPr>
+            <w:r>
+              <w:rPr>
+                <w:rFonts w:ascii="Microsoft JhengHei" w:cs="Microsoft JhengHei" w:eastAsia="Microsoft JhengHei" w:hAnsi="Microsoft JhengHei"/>
+                <w:b w:val="false"/>
+                <w:bCs w:val="false"/>
+                <w:i w:val="false"/>
+                <w:iCs w:val="false"/>
+                <w:color w:val="1F2937"/>
+                <w:sz w:val="18"/>
+                <w:szCs w:val="18"/>
+              </w:rPr>
+              <w:t xml:space="preserve">1,248</w:t>
+            </w:r>
+          </w:p>
+        </w:tc>
+      </w:tr>
+      <w:tr>
+        <w:tc>
+          <w:tcPr>
+            <w:tcW w:type="dxa" w:w="2313"/>
+            <w:shd w:fill="F1EFE8" w:color="auto" w:val="clear"/>
+            <w:tcMar>
+              <w:top w:type="dxa" w:w="60"/>
+              <w:left w:type="dxa" w:w="90"/>
+              <w:bottom w:type="dxa" w:w="60"/>
+              <w:right w:type="dxa" w:w="90"/>
+            </w:tcMar>
+            <w:vAlign w:val="center"/>
+          </w:tcPr>
+          <w:p>
+            <w:pPr>
+              <w:spacing w:after="0" w:line="270"/>
+            </w:pPr>
+            <w:r>
+              <w:rPr>
+                <w:rFonts w:ascii="Microsoft JhengHei" w:cs="Microsoft JhengHei" w:eastAsia="Microsoft JhengHei" w:hAnsi="Microsoft JhengHei"/>
+                <w:b/>
+                <w:bCs/>
+                <w:i w:val="false"/>
+                <w:iCs w:val="false"/>
+                <w:color w:val="1F2937"/>
+                <w:sz w:val="18"/>
+                <w:szCs w:val="18"/>
+              </w:rPr>
+              <w:t xml:space="preserve">第 5 年 EBIT（NT$M）</w:t>
+            </w:r>
+          </w:p>
+        </w:tc>
+        <w:tc>
+          <w:tcPr>
+            <w:tcW w:type="dxa" w:w="3662"/>
+            <w:shd w:fill="F1EFE8" w:color="auto" w:val="clear"/>
+            <w:tcMar>
+              <w:top w:type="dxa" w:w="60"/>
+              <w:left w:type="dxa" w:w="90"/>
+              <w:bottom w:type="dxa" w:w="60"/>
+              <w:right w:type="dxa" w:w="90"/>
+            </w:tcMar>
+            <w:vAlign w:val="center"/>
+          </w:tcPr>
+          <w:p>
+            <w:pPr>
+              <w:spacing w:after="0" w:line="270"/>
+              <w:jc w:val="right"/>
+            </w:pPr>
+            <w:r>
+              <w:rPr>
+                <w:rFonts w:ascii="Microsoft JhengHei" w:cs="Microsoft JhengHei" w:eastAsia="Microsoft JhengHei" w:hAnsi="Microsoft JhengHei"/>
+                <w:b/>
+                <w:bCs/>
+                <w:i w:val="false"/>
+                <w:iCs w:val="false"/>
+                <w:color w:val="1F2937"/>
+                <w:sz w:val="18"/>
+                <w:szCs w:val="18"/>
+              </w:rPr>
+              <w:t xml:space="preserve">110</w:t>
+            </w:r>
+          </w:p>
+        </w:tc>
+        <w:tc>
+          <w:tcPr>
+            <w:tcW w:type="dxa" w:w="3663"/>
+            <w:shd w:fill="F1EFE8" w:color="auto" w:val="clear"/>
+            <w:tcMar>
+              <w:top w:type="dxa" w:w="60"/>
+              <w:left w:type="dxa" w:w="90"/>
+              <w:bottom w:type="dxa" w:w="60"/>
+              <w:right w:type="dxa" w:w="90"/>
+            </w:tcMar>
+            <w:vAlign w:val="center"/>
+          </w:tcPr>
+          <w:p>
+            <w:pPr>
+              <w:spacing w:after="0" w:line="270"/>
+              <w:jc w:val="right"/>
+            </w:pPr>
+            <w:r>
+              <w:rPr>
+                <w:rFonts w:ascii="Microsoft JhengHei" w:cs="Microsoft JhengHei" w:eastAsia="Microsoft JhengHei" w:hAnsi="Microsoft JhengHei"/>
+                <w:b/>
+                <w:bCs/>
+                <w:i w:val="false"/>
+                <w:iCs w:val="false"/>
+                <w:color w:val="1F2937"/>
+                <w:sz w:val="18"/>
+                <w:szCs w:val="18"/>
+              </w:rPr>
+              <w:t xml:space="preserve">160</w:t>
+            </w:r>
+          </w:p>
+        </w:tc>
+      </w:tr>
+      <w:tr>
+        <w:tc>
+          <w:tcPr>
+            <w:tcW w:type="dxa" w:w="2313"/>
+            <w:tcMar>
+              <w:top w:type="dxa" w:w="60"/>
+              <w:left w:type="dxa" w:w="90"/>
+              <w:bottom w:type="dxa" w:w="60"/>
+              <w:right w:type="dxa" w:w="90"/>
+            </w:tcMar>
+            <w:vAlign w:val="center"/>
+          </w:tcPr>
+          <w:p>
+            <w:pPr>
+              <w:spacing w:after="0" w:line="270"/>
+            </w:pPr>
+            <w:r>
+              <w:rPr>
+                <w:rFonts w:ascii="Microsoft JhengHei" w:cs="Microsoft JhengHei" w:eastAsia="Microsoft JhengHei" w:hAnsi="Microsoft JhengHei"/>
+                <w:b w:val="false"/>
+                <w:bCs w:val="false"/>
+                <w:i w:val="false"/>
+                <w:iCs w:val="false"/>
+                <w:color w:val="1F2937"/>
+                <w:sz w:val="18"/>
+                <w:szCs w:val="18"/>
+              </w:rPr>
+              <w:t xml:space="preserve">資金需求峰值（NT$M）</w:t>
+            </w:r>
+          </w:p>
+        </w:tc>
+        <w:tc>
+          <w:tcPr>
+            <w:tcW w:type="dxa" w:w="3662"/>
+            <w:tcMar>
+              <w:top w:type="dxa" w:w="60"/>
+              <w:left w:type="dxa" w:w="90"/>
+              <w:bottom w:type="dxa" w:w="60"/>
+              <w:right w:type="dxa" w:w="90"/>
+            </w:tcMar>
+            <w:vAlign w:val="center"/>
+          </w:tcPr>
+          <w:p>
+            <w:pPr>
+              <w:spacing w:after="0" w:line="270"/>
+              <w:jc w:val="right"/>
+            </w:pPr>
+            <w:r>
+              <w:rPr>
+                <w:rFonts w:ascii="Microsoft JhengHei" w:cs="Microsoft JhengHei" w:eastAsia="Microsoft JhengHei" w:hAnsi="Microsoft JhengHei"/>
+                <w:b w:val="false"/>
+                <w:bCs w:val="false"/>
+                <w:i w:val="false"/>
+                <w:iCs w:val="false"/>
+                <w:color w:val="1F2937"/>
+                <w:sz w:val="18"/>
+                <w:szCs w:val="18"/>
+              </w:rPr>
+              <w:t xml:space="preserve">5</w:t>
+            </w:r>
+          </w:p>
+        </w:tc>
+        <w:tc>
+          <w:tcPr>
+            <w:tcW w:type="dxa" w:w="3663"/>
+            <w:tcMar>
+              <w:top w:type="dxa" w:w="60"/>
+              <w:left w:type="dxa" w:w="90"/>
+              <w:bottom w:type="dxa" w:w="60"/>
+              <w:right w:type="dxa" w:w="90"/>
+            </w:tcMar>
+            <w:vAlign w:val="center"/>
+          </w:tcPr>
+          <w:p>
+            <w:pPr>
+              <w:spacing w:after="0" w:line="270"/>
+              <w:jc w:val="right"/>
+            </w:pPr>
+            <w:r>
+              <w:rPr>
+                <w:rFonts w:ascii="Microsoft JhengHei" w:cs="Microsoft JhengHei" w:eastAsia="Microsoft JhengHei" w:hAnsi="Microsoft JhengHei"/>
+                <w:b w:val="false"/>
+                <w:bCs w:val="false"/>
+                <w:i w:val="false"/>
+                <w:iCs w:val="false"/>
+                <w:color w:val="1F2937"/>
+                <w:sz w:val="18"/>
+                <w:szCs w:val="18"/>
+              </w:rPr>
+              <w:t xml:space="preserve">101（SPV 持有電池時 18）</w:t>
+            </w:r>
+          </w:p>
+        </w:tc>
+      </w:tr>
+      <w:tr>
+        <w:tc>
+          <w:tcPr>
+            <w:tcW w:type="dxa" w:w="2313"/>
+            <w:shd w:fill="F1EFE8" w:color="auto" w:val="clear"/>
+            <w:tcMar>
+              <w:top w:type="dxa" w:w="60"/>
+              <w:left w:type="dxa" w:w="90"/>
+              <w:bottom w:type="dxa" w:w="60"/>
+              <w:right w:type="dxa" w:w="90"/>
+            </w:tcMar>
+            <w:vAlign w:val="center"/>
+          </w:tcPr>
+          <w:p>
+            <w:pPr>
+              <w:spacing w:after="0" w:line="270"/>
+            </w:pPr>
+            <w:r>
+              <w:rPr>
+                <w:rFonts w:ascii="Microsoft JhengHei" w:cs="Microsoft JhengHei" w:eastAsia="Microsoft JhengHei" w:hAnsi="Microsoft JhengHei"/>
+                <w:b w:val="false"/>
+                <w:bCs w:val="false"/>
+                <w:i w:val="false"/>
+                <w:iCs w:val="false"/>
+                <w:color w:val="1F2937"/>
+                <w:sz w:val="18"/>
+                <w:szCs w:val="18"/>
+              </w:rPr>
+              <w:t xml:space="preserve">悲觀／樂觀第 5 年 EBIT（NT$M）</w:t>
+            </w:r>
+          </w:p>
+        </w:tc>
+        <w:tc>
+          <w:tcPr>
+            <w:tcW w:type="dxa" w:w="3662"/>
+            <w:shd w:fill="F1EFE8" w:color="auto" w:val="clear"/>
+            <w:tcMar>
+              <w:top w:type="dxa" w:w="60"/>
+              <w:left w:type="dxa" w:w="90"/>
+              <w:bottom w:type="dxa" w:w="60"/>
+              <w:right w:type="dxa" w:w="90"/>
+            </w:tcMar>
+            <w:vAlign w:val="center"/>
+          </w:tcPr>
+          <w:p>
+            <w:pPr>
+              <w:spacing w:after="0" w:line="270"/>
+              <w:jc w:val="right"/>
+            </w:pPr>
+            <w:r>
+              <w:rPr>
+                <w:rFonts w:ascii="Microsoft JhengHei" w:cs="Microsoft JhengHei" w:eastAsia="Microsoft JhengHei" w:hAnsi="Microsoft JhengHei"/>
+                <w:b w:val="false"/>
+                <w:bCs w:val="false"/>
+                <w:i w:val="false"/>
+                <w:iCs w:val="false"/>
+                <w:color w:val="1F2937"/>
+                <w:sz w:val="18"/>
+                <w:szCs w:val="18"/>
+              </w:rPr>
+              <w:t xml:space="preserve">42 / 200</w:t>
+            </w:r>
+          </w:p>
+        </w:tc>
+        <w:tc>
+          <w:tcPr>
+            <w:tcW w:type="dxa" w:w="3663"/>
+            <w:shd w:fill="F1EFE8" w:color="auto" w:val="clear"/>
+            <w:tcMar>
+              <w:top w:type="dxa" w:w="60"/>
+              <w:left w:type="dxa" w:w="90"/>
+              <w:bottom w:type="dxa" w:w="60"/>
+              <w:right w:type="dxa" w:w="90"/>
+            </w:tcMar>
+            <w:vAlign w:val="center"/>
+          </w:tcPr>
+          <w:p>
+            <w:pPr>
+              <w:spacing w:after="0" w:line="270"/>
+              <w:jc w:val="right"/>
+            </w:pPr>
+            <w:r>
+              <w:rPr>
+                <w:rFonts w:ascii="Microsoft JhengHei" w:cs="Microsoft JhengHei" w:eastAsia="Microsoft JhengHei" w:hAnsi="Microsoft JhengHei"/>
+                <w:b w:val="false"/>
+                <w:bCs w:val="false"/>
+                <w:i w:val="false"/>
+                <w:iCs w:val="false"/>
+                <w:color w:val="1F2937"/>
+                <w:sz w:val="18"/>
+                <w:szCs w:val="18"/>
+              </w:rPr>
+              <w:t xml:space="preserve">43 / 396</w:t>
+            </w:r>
+          </w:p>
+        </w:tc>
+      </w:tr>
+      <w:tr>
+        <w:tc>
+          <w:tcPr>
+            <w:tcW w:type="dxa" w:w="2313"/>
+            <w:tcMar>
+              <w:top w:type="dxa" w:w="60"/>
+              <w:left w:type="dxa" w:w="90"/>
+              <w:bottom w:type="dxa" w:w="60"/>
+              <w:right w:type="dxa" w:w="90"/>
+            </w:tcMar>
+            <w:vAlign w:val="center"/>
+          </w:tcPr>
+          <w:p>
+            <w:pPr>
+              <w:spacing w:after="0" w:line="270"/>
+            </w:pPr>
+            <w:r>
+              <w:rPr>
+                <w:rFonts w:ascii="Microsoft JhengHei" w:cs="Microsoft JhengHei" w:eastAsia="Microsoft JhengHei" w:hAnsi="Microsoft JhengHei"/>
+                <w:b w:val="false"/>
+                <w:bCs w:val="false"/>
+                <w:i w:val="false"/>
+                <w:iCs w:val="false"/>
+                <w:color w:val="1F2937"/>
+                <w:sz w:val="18"/>
+                <w:szCs w:val="18"/>
+              </w:rPr>
+              <w:t xml:space="preserve">要新建的能力</w:t>
+            </w:r>
+          </w:p>
+        </w:tc>
+        <w:tc>
+          <w:tcPr>
+            <w:tcW w:type="dxa" w:w="3662"/>
+            <w:tcMar>
+              <w:top w:type="dxa" w:w="60"/>
+              <w:left w:type="dxa" w:w="90"/>
+              <w:bottom w:type="dxa" w:w="60"/>
+              <w:right w:type="dxa" w:w="90"/>
+            </w:tcMar>
+            <w:vAlign w:val="center"/>
+          </w:tcPr>
+          <w:p>
+            <w:pPr>
+              <w:spacing w:after="0" w:line="270"/>
+            </w:pPr>
+            <w:r>
+              <w:rPr>
+                <w:rFonts w:ascii="Microsoft JhengHei" w:cs="Microsoft JhengHei" w:eastAsia="Microsoft JhengHei" w:hAnsi="Microsoft JhengHei"/>
+                <w:b w:val="false"/>
+                <w:bCs w:val="false"/>
+                <w:i w:val="false"/>
+                <w:iCs w:val="false"/>
+                <w:color w:val="1F2937"/>
+                <w:sz w:val="18"/>
+                <w:szCs w:val="18"/>
+              </w:rPr>
+              <w:t xml:space="preserve">幾乎無，既有電池包業務延伸</w:t>
+            </w:r>
+          </w:p>
+        </w:tc>
+        <w:tc>
+          <w:tcPr>
+            <w:tcW w:type="dxa" w:w="3663"/>
+            <w:tcMar>
+              <w:top w:type="dxa" w:w="60"/>
+              <w:left w:type="dxa" w:w="90"/>
+              <w:bottom w:type="dxa" w:w="60"/>
+              <w:right w:type="dxa" w:w="90"/>
+            </w:tcMar>
+            <w:vAlign w:val="center"/>
+          </w:tcPr>
+          <w:p>
+            <w:pPr>
+              <w:spacing w:after="0" w:line="270"/>
+            </w:pPr>
+            <w:r>
+              <w:rPr>
+                <w:rFonts w:ascii="Microsoft JhengHei" w:cs="Microsoft JhengHei" w:eastAsia="Microsoft JhengHei" w:hAnsi="Microsoft JhengHei"/>
+                <w:b w:val="false"/>
+                <w:bCs w:val="false"/>
+                <w:i w:val="false"/>
+                <w:iCs w:val="false"/>
+                <w:color w:val="1F2937"/>
+                <w:sz w:val="18"/>
+                <w:szCs w:val="18"/>
+              </w:rPr>
+              <w:t xml:space="preserve">C 端客服、催收、逆向物流、車隊管理、通路、品牌（2–3 年）</w:t>
+            </w:r>
+          </w:p>
+        </w:tc>
+      </w:tr>
+      <w:tr>
+        <w:tc>
+          <w:tcPr>
+            <w:tcW w:type="dxa" w:w="2313"/>
+            <w:shd w:fill="F1EFE8" w:color="auto" w:val="clear"/>
+            <w:tcMar>
+              <w:top w:type="dxa" w:w="60"/>
+              <w:left w:type="dxa" w:w="90"/>
+              <w:bottom w:type="dxa" w:w="60"/>
+              <w:right w:type="dxa" w:w="90"/>
+            </w:tcMar>
+            <w:vAlign w:val="center"/>
+          </w:tcPr>
+          <w:p>
+            <w:pPr>
+              <w:spacing w:after="0" w:line="270"/>
+            </w:pPr>
+            <w:r>
+              <w:rPr>
+                <w:rFonts w:ascii="Microsoft JhengHei" w:cs="Microsoft JhengHei" w:eastAsia="Microsoft JhengHei" w:hAnsi="Microsoft JhengHei"/>
+                <w:b w:val="false"/>
+                <w:bCs w:val="false"/>
+                <w:i w:val="false"/>
+                <w:iCs w:val="false"/>
+                <w:color w:val="1F2937"/>
+                <w:sz w:val="18"/>
+                <w:szCs w:val="18"/>
+              </w:rPr>
+              <w:t xml:space="preserve">護城河</w:t>
+            </w:r>
+          </w:p>
+        </w:tc>
+        <w:tc>
+          <w:tcPr>
+            <w:tcW w:type="dxa" w:w="3662"/>
+            <w:shd w:fill="F1EFE8" w:color="auto" w:val="clear"/>
+            <w:tcMar>
+              <w:top w:type="dxa" w:w="60"/>
+              <w:left w:type="dxa" w:w="90"/>
+              <w:bottom w:type="dxa" w:w="60"/>
+              <w:right w:type="dxa" w:w="90"/>
+            </w:tcMar>
+            <w:vAlign w:val="center"/>
+          </w:tcPr>
+          <w:p>
+            <w:pPr>
+              <w:spacing w:after="0" w:line="270"/>
+            </w:pPr>
+            <w:r>
+              <w:rPr>
+                <w:rFonts w:ascii="Microsoft JhengHei" w:cs="Microsoft JhengHei" w:eastAsia="Microsoft JhengHei" w:hAnsi="Microsoft JhengHei"/>
+                <w:b w:val="false"/>
+                <w:bCs w:val="false"/>
+                <w:i w:val="false"/>
+                <w:iCs w:val="false"/>
+                <w:color w:val="1F2937"/>
+                <w:sz w:val="18"/>
+                <w:szCs w:val="18"/>
+              </w:rPr>
+              <w:t xml:space="preserve">車型級鎖定（認證 + 護照 + 五年備品），窗口 2027–2029</w:t>
+            </w:r>
+          </w:p>
+        </w:tc>
+        <w:tc>
+          <w:tcPr>
+            <w:tcW w:type="dxa" w:w="3663"/>
+            <w:shd w:fill="F1EFE8" w:color="auto" w:val="clear"/>
+            <w:tcMar>
+              <w:top w:type="dxa" w:w="60"/>
+              <w:left w:type="dxa" w:w="90"/>
+              <w:bottom w:type="dxa" w:w="60"/>
+              <w:right w:type="dxa" w:w="90"/>
+            </w:tcMar>
+            <w:vAlign w:val="center"/>
+          </w:tcPr>
+          <w:p>
+            <w:pPr>
+              <w:spacing w:after="0" w:line="270"/>
+            </w:pPr>
+            <w:r>
+              <w:rPr>
+                <w:rFonts w:ascii="Microsoft JhengHei" w:cs="Microsoft JhengHei" w:eastAsia="Microsoft JhengHei" w:hAnsi="Microsoft JhengHei"/>
+                <w:b w:val="false"/>
+                <w:bCs w:val="false"/>
+                <w:i w:val="false"/>
+                <w:iCs w:val="false"/>
+                <w:color w:val="1F2937"/>
+                <w:sz w:val="18"/>
+                <w:szCs w:val="18"/>
+              </w:rPr>
+              <w:t xml:space="preserve">電池池 + 資料迴圈（RMB 186/台級），營運型</w:t>
+            </w:r>
+          </w:p>
+        </w:tc>
+      </w:tr>
+      <w:tr>
+        <w:tc>
+          <w:tcPr>
+            <w:tcW w:type="dxa" w:w="2313"/>
+            <w:tcMar>
+              <w:top w:type="dxa" w:w="60"/>
+              <w:left w:type="dxa" w:w="90"/>
+              <w:bottom w:type="dxa" w:w="60"/>
+              <w:right w:type="dxa" w:w="90"/>
+            </w:tcMar>
+            <w:vAlign w:val="center"/>
+          </w:tcPr>
+          <w:p>
+            <w:pPr>
+              <w:spacing w:after="0" w:line="270"/>
+            </w:pPr>
+            <w:r>
+              <w:rPr>
+                <w:rFonts w:ascii="Microsoft JhengHei" w:cs="Microsoft JhengHei" w:eastAsia="Microsoft JhengHei" w:hAnsi="Microsoft JhengHei"/>
+                <w:b w:val="false"/>
+                <w:bCs w:val="false"/>
+                <w:i w:val="false"/>
+                <w:iCs w:val="false"/>
+                <w:color w:val="1F2937"/>
+                <w:sz w:val="18"/>
+                <w:szCs w:val="18"/>
+              </w:rPr>
+              <w:t xml:space="preserve">最大單一風險</w:t>
+            </w:r>
+          </w:p>
+        </w:tc>
+        <w:tc>
+          <w:tcPr>
+            <w:tcW w:type="dxa" w:w="3662"/>
+            <w:tcMar>
+              <w:top w:type="dxa" w:w="60"/>
+              <w:left w:type="dxa" w:w="90"/>
+              <w:bottom w:type="dxa" w:w="60"/>
+              <w:right w:type="dxa" w:w="90"/>
+            </w:tcMar>
+            <w:vAlign w:val="center"/>
+          </w:tcPr>
+          <w:p>
+            <w:pPr>
+              <w:spacing w:after="0" w:line="270"/>
+            </w:pPr>
+            <w:r>
+              <w:rPr>
+                <w:rFonts w:ascii="Microsoft JhengHei" w:cs="Microsoft JhengHei" w:eastAsia="Microsoft JhengHei" w:hAnsi="Microsoft JhengHei"/>
+                <w:b w:val="false"/>
+                <w:bCs w:val="false"/>
+                <w:i w:val="false"/>
+                <w:iCs w:val="false"/>
+                <w:color w:val="1F2937"/>
+                <w:sz w:val="18"/>
+                <w:szCs w:val="18"/>
+              </w:rPr>
+              <w:t xml:space="preserve">合規被 BMZ、Bafang 歐洲實體或橫向 EPR 業者商品化；Omnibus 放寬</w:t>
+            </w:r>
+          </w:p>
+        </w:tc>
+        <w:tc>
+          <w:tcPr>
+            <w:tcW w:type="dxa" w:w="3663"/>
+            <w:tcMar>
+              <w:top w:type="dxa" w:w="60"/>
+              <w:left w:type="dxa" w:w="90"/>
+              <w:bottom w:type="dxa" w:w="60"/>
+              <w:right w:type="dxa" w:w="90"/>
+            </w:tcMar>
+            <w:vAlign w:val="center"/>
+          </w:tcPr>
+          <w:p>
+            <w:pPr>
+              <w:spacing w:after="0" w:line="270"/>
+            </w:pPr>
+            <w:r>
+              <w:rPr>
+                <w:rFonts w:ascii="Microsoft JhengHei" w:cs="Microsoft JhengHei" w:eastAsia="Microsoft JhengHei" w:hAnsi="Microsoft JhengHei"/>
+                <w:b w:val="false"/>
+                <w:bCs w:val="false"/>
+                <w:i w:val="false"/>
+                <w:iCs w:val="false"/>
+                <w:color w:val="1F2937"/>
+                <w:sz w:val="18"/>
+                <w:szCs w:val="18"/>
+              </w:rPr>
+              <w:t xml:space="preserve">CAC 回到 €120 時單戶淨值趨近零</w:t>
+            </w:r>
+          </w:p>
+        </w:tc>
+      </w:tr>
+      <w:tr>
+        <w:tc>
+          <w:tcPr>
+            <w:tcW w:type="dxa" w:w="2313"/>
+            <w:shd w:fill="F1EFE8" w:color="auto" w:val="clear"/>
+            <w:tcMar>
+              <w:top w:type="dxa" w:w="60"/>
+              <w:left w:type="dxa" w:w="90"/>
+              <w:bottom w:type="dxa" w:w="60"/>
+              <w:right w:type="dxa" w:w="90"/>
+            </w:tcMar>
+            <w:vAlign w:val="center"/>
+          </w:tcPr>
+          <w:p>
+            <w:pPr>
+              <w:spacing w:after="0" w:line="270"/>
+            </w:pPr>
+            <w:r>
+              <w:rPr>
+                <w:rFonts w:ascii="Microsoft JhengHei" w:cs="Microsoft JhengHei" w:eastAsia="Microsoft JhengHei" w:hAnsi="Microsoft JhengHei"/>
+                <w:b w:val="false"/>
+                <w:bCs w:val="false"/>
+                <w:i w:val="false"/>
+                <w:iCs w:val="false"/>
+                <w:color w:val="1F2937"/>
+                <w:sz w:val="18"/>
+                <w:szCs w:val="18"/>
+              </w:rPr>
+              <w:t xml:space="preserve">對手反應速度</w:t>
+            </w:r>
+          </w:p>
+        </w:tc>
+        <w:tc>
+          <w:tcPr>
+            <w:tcW w:type="dxa" w:w="3662"/>
+            <w:shd w:fill="F1EFE8" w:color="auto" w:val="clear"/>
+            <w:tcMar>
+              <w:top w:type="dxa" w:w="60"/>
+              <w:left w:type="dxa" w:w="90"/>
+              <w:bottom w:type="dxa" w:w="60"/>
+              <w:right w:type="dxa" w:w="90"/>
+            </w:tcMar>
+            <w:vAlign w:val="center"/>
+          </w:tcPr>
+          <w:p>
+            <w:pPr>
+              <w:spacing w:after="0" w:line="270"/>
+            </w:pPr>
+            <w:r>
+              <w:rPr>
+                <w:rFonts w:ascii="Microsoft JhengHei" w:cs="Microsoft JhengHei" w:eastAsia="Microsoft JhengHei" w:hAnsi="Microsoft JhengHei"/>
+                <w:b w:val="false"/>
+                <w:bCs w:val="false"/>
+                <w:i w:val="false"/>
+                <w:iCs w:val="false"/>
+                <w:color w:val="1F2937"/>
+                <w:sz w:val="18"/>
+                <w:szCs w:val="18"/>
+              </w:rPr>
+              <w:t xml:space="preserve">慢：需電池工程 + 法定生產者 + 通路</w:t>
+            </w:r>
+          </w:p>
+        </w:tc>
+        <w:tc>
+          <w:tcPr>
+            <w:tcW w:type="dxa" w:w="3663"/>
+            <w:shd w:fill="F1EFE8" w:color="auto" w:val="clear"/>
+            <w:tcMar>
+              <w:top w:type="dxa" w:w="60"/>
+              <w:left w:type="dxa" w:w="90"/>
+              <w:bottom w:type="dxa" w:w="60"/>
+              <w:right w:type="dxa" w:w="90"/>
+            </w:tcMar>
+            <w:vAlign w:val="center"/>
+          </w:tcPr>
+          <w:p>
+            <w:pPr>
+              <w:spacing w:after="0" w:line="270"/>
+            </w:pPr>
+            <w:r>
+              <w:rPr>
+                <w:rFonts w:ascii="Microsoft JhengHei" w:cs="Microsoft JhengHei" w:eastAsia="Microsoft JhengHei" w:hAnsi="Microsoft JhengHei"/>
+                <w:b w:val="false"/>
+                <w:bCs w:val="false"/>
+                <w:i w:val="false"/>
+                <w:iCs w:val="false"/>
+                <w:color w:val="1F2937"/>
+                <w:sz w:val="18"/>
+                <w:szCs w:val="18"/>
+              </w:rPr>
+              <w:t xml:space="preserve">快：硬體一週可複製；Giant、Decathlon 一季可推 €499 級</w:t>
+            </w:r>
+          </w:p>
+        </w:tc>
+      </w:tr>
+      <w:tr>
+        <w:tc>
+          <w:tcPr>
+            <w:tcW w:type="dxa" w:w="2313"/>
+            <w:tcMar>
+              <w:top w:type="dxa" w:w="60"/>
+              <w:left w:type="dxa" w:w="90"/>
+              <w:bottom w:type="dxa" w:w="60"/>
+              <w:right w:type="dxa" w:w="90"/>
+            </w:tcMar>
+            <w:vAlign w:val="center"/>
+          </w:tcPr>
+          <w:p>
+            <w:pPr>
+              <w:spacing w:after="0" w:line="270"/>
+            </w:pPr>
+            <w:r>
+              <w:rPr>
+                <w:rFonts w:ascii="Microsoft JhengHei" w:cs="Microsoft JhengHei" w:eastAsia="Microsoft JhengHei" w:hAnsi="Microsoft JhengHei"/>
+                <w:b w:val="false"/>
+                <w:bCs w:val="false"/>
+                <w:i w:val="false"/>
+                <w:iCs w:val="false"/>
+                <w:color w:val="1F2937"/>
+                <w:sz w:val="18"/>
+                <w:szCs w:val="18"/>
+              </w:rPr>
+              <w:t xml:space="preserve">與 8/28 原則</w:t>
+            </w:r>
+          </w:p>
+        </w:tc>
+        <w:tc>
+          <w:tcPr>
+            <w:tcW w:type="dxa" w:w="3662"/>
+            <w:tcMar>
+              <w:top w:type="dxa" w:w="60"/>
+              <w:left w:type="dxa" w:w="90"/>
+              <w:bottom w:type="dxa" w:w="60"/>
+              <w:right w:type="dxa" w:w="90"/>
+            </w:tcMar>
+            <w:vAlign w:val="center"/>
+          </w:tcPr>
+          <w:p>
+            <w:pPr>
+              <w:spacing w:after="0" w:line="270"/>
+            </w:pPr>
+            <w:r>
+              <w:rPr>
+                <w:rFonts w:ascii="Microsoft JhengHei" w:cs="Microsoft JhengHei" w:eastAsia="Microsoft JhengHei" w:hAnsi="Microsoft JhengHei"/>
+                <w:b w:val="false"/>
+                <w:bCs w:val="false"/>
+                <w:i w:val="false"/>
+                <w:iCs w:val="false"/>
+                <w:color w:val="1F2937"/>
+                <w:sz w:val="18"/>
+                <w:szCs w:val="18"/>
+              </w:rPr>
+              <w:t xml:space="preserve">完全符合</w:t>
+            </w:r>
+          </w:p>
+        </w:tc>
+        <w:tc>
+          <w:tcPr>
+            <w:tcW w:type="dxa" w:w="3663"/>
+            <w:tcMar>
+              <w:top w:type="dxa" w:w="60"/>
+              <w:left w:type="dxa" w:w="90"/>
+              <w:bottom w:type="dxa" w:w="60"/>
+              <w:right w:type="dxa" w:w="90"/>
+            </w:tcMar>
+            <w:vAlign w:val="center"/>
+          </w:tcPr>
+          <w:p>
+            <w:pPr>
+              <w:spacing w:after="0" w:line="270"/>
+            </w:pPr>
+            <w:r>
+              <w:rPr>
+                <w:rFonts w:ascii="Microsoft JhengHei" w:cs="Microsoft JhengHei" w:eastAsia="Microsoft JhengHei" w:hAnsi="Microsoft JhengHei"/>
+                <w:b w:val="false"/>
+                <w:bCs w:val="false"/>
+                <w:i w:val="false"/>
+                <w:iCs w:val="false"/>
+                <w:color w:val="1F2937"/>
+                <w:sz w:val="18"/>
+                <w:szCs w:val="18"/>
+              </w:rPr>
+              <w:t xml:space="preserve">抵觸不重資產除非 SPV；毛利 15% 門檻第四年才過</w:t>
+            </w:r>
+          </w:p>
+        </w:tc>
+      </w:tr>
+      <w:tr>
+        <w:tc>
+          <w:tcPr>
+            <w:tcW w:type="dxa" w:w="2313"/>
+            <w:shd w:fill="F1EFE8" w:color="auto" w:val="clear"/>
+            <w:tcMar>
+              <w:top w:type="dxa" w:w="60"/>
+              <w:left w:type="dxa" w:w="90"/>
+              <w:bottom w:type="dxa" w:w="60"/>
+              <w:right w:type="dxa" w:w="90"/>
+            </w:tcMar>
+            <w:vAlign w:val="center"/>
+          </w:tcPr>
+          <w:p>
+            <w:pPr>
+              <w:spacing w:after="0" w:line="270"/>
+            </w:pPr>
+            <w:r>
+              <w:rPr>
+                <w:rFonts w:ascii="Microsoft JhengHei" w:cs="Microsoft JhengHei" w:eastAsia="Microsoft JhengHei" w:hAnsi="Microsoft JhengHei"/>
+                <w:b w:val="false"/>
+                <w:bCs w:val="false"/>
+                <w:i w:val="false"/>
+                <w:iCs w:val="false"/>
+                <w:color w:val="1F2937"/>
+                <w:sz w:val="18"/>
+                <w:szCs w:val="18"/>
+              </w:rPr>
+              <w:t xml:space="preserve">右尾</w:t>
+            </w:r>
+          </w:p>
+        </w:tc>
+        <w:tc>
+          <w:tcPr>
+            <w:tcW w:type="dxa" w:w="3662"/>
+            <w:shd w:fill="F1EFE8" w:color="auto" w:val="clear"/>
+            <w:tcMar>
+              <w:top w:type="dxa" w:w="60"/>
+              <w:left w:type="dxa" w:w="90"/>
+              <w:bottom w:type="dxa" w:w="60"/>
+              <w:right w:type="dxa" w:w="90"/>
+            </w:tcMar>
+            <w:vAlign w:val="center"/>
+          </w:tcPr>
+          <w:p>
+            <w:pPr>
+              <w:spacing w:after="0" w:line="270"/>
+            </w:pPr>
+            <w:r>
+              <w:rPr>
+                <w:rFonts w:ascii="Microsoft JhengHei" w:cs="Microsoft JhengHei" w:eastAsia="Microsoft JhengHei" w:hAnsi="Microsoft JhengHei"/>
+                <w:b w:val="false"/>
+                <w:bCs w:val="false"/>
+                <w:i w:val="false"/>
+                <w:iCs w:val="false"/>
+                <w:color w:val="1F2937"/>
+                <w:sz w:val="18"/>
+                <w:szCs w:val="18"/>
+              </w:rPr>
+              <w:t xml:space="preserve">小：受 OEM 家數與窗口限制</w:t>
+            </w:r>
+          </w:p>
+        </w:tc>
+        <w:tc>
+          <w:tcPr>
+            <w:tcW w:type="dxa" w:w="3663"/>
+            <w:shd w:fill="F1EFE8" w:color="auto" w:val="clear"/>
+            <w:tcMar>
+              <w:top w:type="dxa" w:w="60"/>
+              <w:left w:type="dxa" w:w="90"/>
+              <w:bottom w:type="dxa" w:w="60"/>
+              <w:right w:type="dxa" w:w="90"/>
+            </w:tcMar>
+            <w:vAlign w:val="center"/>
+          </w:tcPr>
+          <w:p>
+            <w:pPr>
+              <w:spacing w:after="0" w:line="270"/>
+            </w:pPr>
+            <w:r>
+              <w:rPr>
+                <w:rFonts w:ascii="Microsoft JhengHei" w:cs="Microsoft JhengHei" w:eastAsia="Microsoft JhengHei" w:hAnsi="Microsoft JhengHei"/>
+                <w:b w:val="false"/>
+                <w:bCs w:val="false"/>
+                <w:i w:val="false"/>
+                <w:iCs w:val="false"/>
+                <w:color w:val="1F2937"/>
+                <w:sz w:val="18"/>
+                <w:szCs w:val="18"/>
+              </w:rPr>
+              <w:t xml:space="preserve">大：訂閱裝機量複利，50 萬戶 ARR 約 NT$2B</w:t>
+            </w:r>
+          </w:p>
+        </w:tc>
+      </w:tr>
+    </w:tbl>
+    <w:p>
+      <w:pPr>
+        <w:spacing w:after="80"/>
+      </w:pPr>
+    </w:p>
+    <w:p>
+      <w:pPr>
+        <w:spacing w:after="140" w:line="330"/>
+      </w:pPr>
+      <w:r>
+        <w:rPr>
+          <w:rFonts w:ascii="Microsoft JhengHei" w:cs="Microsoft JhengHei" w:eastAsia="Microsoft JhengHei" w:hAnsi="Microsoft JhengHei"/>
+          <w:b w:val="false"/>
+          <w:bCs w:val="false"/>
+          <w:i w:val="false"/>
+          <w:iCs w:val="false"/>
+          <w:color w:val="1F2937"/>
+          <w:sz w:val="21"/>
+          <w:szCs w:val="21"/>
+        </w:rPr>
+        <w:t xml:space="preserve">同一數量級的第五年 EBIT，C1 用三分之一以下的資本、五分之一的變異數取得，而且它建出的歐洲法定生產者身分、護照系統、電池池與翻新流程正是 B2C 要用的地基。B2C 的價值在右尾與策略選擇權：在訂戶 434,160 戶的樂觀情境下，訂閱 ARR 會超過 C1 的全部營收。</w:t>
+      </w:r>
+    </w:p>
+    <w:p>
+      <w:pPr>
+        <w:pStyle w:val="Heading2"/>
+        <w:spacing w:after="120" w:before="260"/>
+      </w:pPr>
+      <w:r>
+        <w:rPr>
+          <w:rFonts w:ascii="Microsoft JhengHei" w:cs="Microsoft JhengHei" w:eastAsia="Microsoft JhengHei" w:hAnsi="Microsoft JhengHei"/>
+          <w:b/>
+          <w:bCs/>
+          <w:i w:val="false"/>
+          <w:iCs w:val="false"/>
+          <w:color w:val="1F3864"/>
+          <w:sz w:val="25"/>
+          <w:szCs w:val="25"/>
+        </w:rPr>
+        <w:t xml:space="preserve">14.3 B2C 的 TAM、SAM、SOM</w:t>
+      </w:r>
+    </w:p>
+    <w:tbl>
+      <w:tblPr>
+        <w:tblW w:type="dxa" w:w="9638"/>
+        <w:tblBorders>
+          <w:top w:val="single" w:color="C9C5B8" w:sz="4"/>
+          <w:left w:val="single" w:color="C9C5B8" w:sz="4"/>
+          <w:bottom w:val="single" w:color="C9C5B8" w:sz="4"/>
+          <w:right w:val="single" w:color="C9C5B8" w:sz="4"/>
+          <w:insideH w:val="single" w:color="C9C5B8" w:sz="4"/>
+          <w:insideV w:val="single" w:color="C9C5B8" w:sz="4"/>
+        </w:tblBorders>
+        <w:tblLayout w:type="fixed"/>
+      </w:tblPr>
+      <w:tblGrid>
+        <w:gridCol w:w="3855"/>
+        <w:gridCol w:w="1349"/>
+        <w:gridCol w:w="1349"/>
+        <w:gridCol w:w="1157"/>
+        <w:gridCol w:w="1928"/>
+      </w:tblGrid>
+      <w:tr>
+        <w:trPr>
+          <w:tblHeader/>
+        </w:trPr>
+        <w:tc>
+          <w:tcPr>
+            <w:tcW w:type="dxa" w:w="3855"/>
+            <w:shd w:fill="1F3864" w:color="auto" w:val="clear"/>
+            <w:tcMar>
+              <w:top w:type="dxa" w:w="60"/>
+              <w:left w:type="dxa" w:w="90"/>
+              <w:bottom w:type="dxa" w:w="60"/>
+              <w:right w:type="dxa" w:w="90"/>
+            </w:tcMar>
+            <w:vAlign w:val="center"/>
+          </w:tcPr>
+          <w:p>
+            <w:pPr>
+              <w:spacing w:after="0" w:line="270"/>
+            </w:pPr>
+            <w:r>
+              <w:rPr>
+                <w:rFonts w:ascii="Microsoft JhengHei" w:cs="Microsoft JhengHei" w:eastAsia="Microsoft JhengHei" w:hAnsi="Microsoft JhengHei"/>
+                <w:b/>
+                <w:bCs/>
+                <w:i w:val="false"/>
+                <w:iCs w:val="false"/>
+                <w:color w:val="FFFFFF"/>
+                <w:sz w:val="18"/>
+                <w:szCs w:val="18"/>
+              </w:rPr>
+              <w:t xml:space="preserve">層級</w:t>
+            </w:r>
+          </w:p>
+        </w:tc>
+        <w:tc>
+          <w:tcPr>
+            <w:tcW w:type="dxa" w:w="1349"/>
+            <w:shd w:fill="1F3864" w:color="auto" w:val="clear"/>
+            <w:tcMar>
+              <w:top w:type="dxa" w:w="60"/>
+              <w:left w:type="dxa" w:w="90"/>
+              <w:bottom w:type="dxa" w:w="60"/>
+              <w:right w:type="dxa" w:w="90"/>
+            </w:tcMar>
+            <w:vAlign w:val="center"/>
+          </w:tcPr>
+          <w:p>
+            <w:pPr>
+              <w:spacing w:after="0" w:line="270"/>
+              <w:jc w:val="center"/>
+            </w:pPr>
+            <w:r>
+              <w:rPr>
+                <w:rFonts w:ascii="Microsoft JhengHei" w:cs="Microsoft JhengHei" w:eastAsia="Microsoft JhengHei" w:hAnsi="Microsoft JhengHei"/>
+                <w:b/>
+                <w:bCs/>
+                <w:i w:val="false"/>
+                <w:iCs w:val="false"/>
+                <w:color w:val="FFFFFF"/>
+                <w:sz w:val="18"/>
+                <w:szCs w:val="18"/>
+              </w:rPr>
+              <w:t xml:space="preserve">歐洲</w:t>
+            </w:r>
+          </w:p>
+        </w:tc>
+        <w:tc>
+          <w:tcPr>
+            <w:tcW w:type="dxa" w:w="1349"/>
+            <w:shd w:fill="1F3864" w:color="auto" w:val="clear"/>
+            <w:tcMar>
+              <w:top w:type="dxa" w:w="60"/>
+              <w:left w:type="dxa" w:w="90"/>
+              <w:bottom w:type="dxa" w:w="60"/>
+              <w:right w:type="dxa" w:w="90"/>
+            </w:tcMar>
+            <w:vAlign w:val="center"/>
+          </w:tcPr>
+          <w:p>
+            <w:pPr>
+              <w:spacing w:after="0" w:line="270"/>
+              <w:jc w:val="center"/>
+            </w:pPr>
+            <w:r>
+              <w:rPr>
+                <w:rFonts w:ascii="Microsoft JhengHei" w:cs="Microsoft JhengHei" w:eastAsia="Microsoft JhengHei" w:hAnsi="Microsoft JhengHei"/>
+                <w:b/>
+                <w:bCs/>
+                <w:i w:val="false"/>
+                <w:iCs w:val="false"/>
+                <w:color w:val="FFFFFF"/>
+                <w:sz w:val="18"/>
+                <w:szCs w:val="18"/>
+              </w:rPr>
+              <w:t xml:space="preserve">日本</w:t>
+            </w:r>
+          </w:p>
+        </w:tc>
+        <w:tc>
+          <w:tcPr>
+            <w:tcW w:type="dxa" w:w="1157"/>
+            <w:shd w:fill="1F3864" w:color="auto" w:val="clear"/>
+            <w:tcMar>
+              <w:top w:type="dxa" w:w="60"/>
+              <w:left w:type="dxa" w:w="90"/>
+              <w:bottom w:type="dxa" w:w="60"/>
+              <w:right w:type="dxa" w:w="90"/>
+            </w:tcMar>
+            <w:vAlign w:val="center"/>
+          </w:tcPr>
+          <w:p>
+            <w:pPr>
+              <w:spacing w:after="0" w:line="270"/>
+              <w:jc w:val="center"/>
+            </w:pPr>
+            <w:r>
+              <w:rPr>
+                <w:rFonts w:ascii="Microsoft JhengHei" w:cs="Microsoft JhengHei" w:eastAsia="Microsoft JhengHei" w:hAnsi="Microsoft JhengHei"/>
+                <w:b/>
+                <w:bCs/>
+                <w:i w:val="false"/>
+                <w:iCs w:val="false"/>
+                <w:color w:val="FFFFFF"/>
+                <w:sz w:val="18"/>
+                <w:szCs w:val="18"/>
+              </w:rPr>
+              <w:t xml:space="preserve">台灣</w:t>
+            </w:r>
+          </w:p>
+        </w:tc>
+        <w:tc>
+          <w:tcPr>
+            <w:tcW w:type="dxa" w:w="1928"/>
+            <w:shd w:fill="1F3864" w:color="auto" w:val="clear"/>
+            <w:tcMar>
+              <w:top w:type="dxa" w:w="60"/>
+              <w:left w:type="dxa" w:w="90"/>
+              <w:bottom w:type="dxa" w:w="60"/>
+              <w:right w:type="dxa" w:w="90"/>
+            </w:tcMar>
+            <w:vAlign w:val="center"/>
+          </w:tcPr>
+          <w:p>
+            <w:pPr>
+              <w:spacing w:after="0" w:line="270"/>
+              <w:jc w:val="center"/>
+            </w:pPr>
+            <w:r>
+              <w:rPr>
+                <w:rFonts w:ascii="Microsoft JhengHei" w:cs="Microsoft JhengHei" w:eastAsia="Microsoft JhengHei" w:hAnsi="Microsoft JhengHei"/>
+                <w:b/>
+                <w:bCs/>
+                <w:i w:val="false"/>
+                <w:iCs w:val="false"/>
+                <w:color w:val="FFFFFF"/>
+                <w:sz w:val="18"/>
+                <w:szCs w:val="18"/>
+              </w:rPr>
+              <w:t xml:space="preserve">合計</w:t>
+            </w:r>
+          </w:p>
+        </w:tc>
+      </w:tr>
+      <w:tr>
+        <w:tc>
+          <w:tcPr>
+            <w:tcW w:type="dxa" w:w="3855"/>
+            <w:tcMar>
+              <w:top w:type="dxa" w:w="60"/>
+              <w:left w:type="dxa" w:w="90"/>
+              <w:bottom w:type="dxa" w:w="60"/>
+              <w:right w:type="dxa" w:w="90"/>
+            </w:tcMar>
+            <w:vAlign w:val="center"/>
+          </w:tcPr>
+          <w:p>
+            <w:pPr>
+              <w:spacing w:after="0" w:line="270"/>
+            </w:pPr>
+            <w:r>
+              <w:rPr>
+                <w:rFonts w:ascii="Microsoft JhengHei" w:cs="Microsoft JhengHei" w:eastAsia="Microsoft JhengHei" w:hAnsi="Microsoft JhengHei"/>
+                <w:b w:val="false"/>
+                <w:bCs w:val="false"/>
+                <w:i w:val="false"/>
+                <w:iCs w:val="false"/>
+                <w:color w:val="1F2937"/>
+                <w:sz w:val="18"/>
+                <w:szCs w:val="18"/>
+              </w:rPr>
+              <w:t xml:space="preserve">傳統（非電動）自行車年銷量（台）</w:t>
+            </w:r>
+          </w:p>
+        </w:tc>
+        <w:tc>
+          <w:tcPr>
+            <w:tcW w:type="dxa" w:w="1349"/>
+            <w:tcMar>
+              <w:top w:type="dxa" w:w="60"/>
+              <w:left w:type="dxa" w:w="90"/>
+              <w:bottom w:type="dxa" w:w="60"/>
+              <w:right w:type="dxa" w:w="90"/>
+            </w:tcMar>
+            <w:vAlign w:val="center"/>
+          </w:tcPr>
+          <w:p>
+            <w:pPr>
+              <w:spacing w:after="0" w:line="270"/>
+              <w:jc w:val="right"/>
+            </w:pPr>
+            <w:r>
+              <w:rPr>
+                <w:rFonts w:ascii="Microsoft JhengHei" w:cs="Microsoft JhengHei" w:eastAsia="Microsoft JhengHei" w:hAnsi="Microsoft JhengHei"/>
+                <w:b w:val="false"/>
+                <w:bCs w:val="false"/>
+                <w:i w:val="false"/>
+                <w:iCs w:val="false"/>
+                <w:color w:val="1F2937"/>
+                <w:sz w:val="18"/>
+                <w:szCs w:val="18"/>
+              </w:rPr>
+              <w:t xml:space="preserve">8,000,000</w:t>
+            </w:r>
+          </w:p>
+        </w:tc>
+        <w:tc>
+          <w:tcPr>
+            <w:tcW w:type="dxa" w:w="1349"/>
+            <w:tcMar>
+              <w:top w:type="dxa" w:w="60"/>
+              <w:left w:type="dxa" w:w="90"/>
+              <w:bottom w:type="dxa" w:w="60"/>
+              <w:right w:type="dxa" w:w="90"/>
+            </w:tcMar>
+            <w:vAlign w:val="center"/>
+          </w:tcPr>
+          <w:p>
+            <w:pPr>
+              <w:spacing w:after="0" w:line="270"/>
+              <w:jc w:val="right"/>
+            </w:pPr>
+            <w:r>
+              <w:rPr>
+                <w:rFonts w:ascii="Microsoft JhengHei" w:cs="Microsoft JhengHei" w:eastAsia="Microsoft JhengHei" w:hAnsi="Microsoft JhengHei"/>
+                <w:b w:val="false"/>
+                <w:bCs w:val="false"/>
+                <w:i w:val="false"/>
+                <w:iCs w:val="false"/>
+                <w:color w:val="1F2937"/>
+                <w:sz w:val="18"/>
+                <w:szCs w:val="18"/>
+              </w:rPr>
+              <w:t xml:space="preserve">4,000,000</w:t>
+            </w:r>
+          </w:p>
+        </w:tc>
+        <w:tc>
+          <w:tcPr>
+            <w:tcW w:type="dxa" w:w="1157"/>
+            <w:tcMar>
+              <w:top w:type="dxa" w:w="60"/>
+              <w:left w:type="dxa" w:w="90"/>
+              <w:bottom w:type="dxa" w:w="60"/>
+              <w:right w:type="dxa" w:w="90"/>
+            </w:tcMar>
+            <w:vAlign w:val="center"/>
+          </w:tcPr>
+          <w:p>
+            <w:pPr>
+              <w:spacing w:after="0" w:line="270"/>
+              <w:jc w:val="right"/>
+            </w:pPr>
+            <w:r>
+              <w:rPr>
+                <w:rFonts w:ascii="Microsoft JhengHei" w:cs="Microsoft JhengHei" w:eastAsia="Microsoft JhengHei" w:hAnsi="Microsoft JhengHei"/>
+                <w:b w:val="false"/>
+                <w:bCs w:val="false"/>
+                <w:i w:val="false"/>
+                <w:iCs w:val="false"/>
+                <w:color w:val="1F2937"/>
+                <w:sz w:val="18"/>
+                <w:szCs w:val="18"/>
+              </w:rPr>
+              <w:t xml:space="preserve">400,000</w:t>
+            </w:r>
+          </w:p>
+        </w:tc>
+        <w:tc>
+          <w:tcPr>
+            <w:tcW w:type="dxa" w:w="1928"/>
+            <w:tcMar>
+              <w:top w:type="dxa" w:w="60"/>
+              <w:left w:type="dxa" w:w="90"/>
+              <w:bottom w:type="dxa" w:w="60"/>
+              <w:right w:type="dxa" w:w="90"/>
+            </w:tcMar>
+            <w:vAlign w:val="center"/>
+          </w:tcPr>
+          <w:p>
+            <w:pPr>
+              <w:spacing w:after="0" w:line="270"/>
+              <w:jc w:val="right"/>
+            </w:pPr>
+            <w:r>
+              <w:rPr>
+                <w:rFonts w:ascii="Microsoft JhengHei" w:cs="Microsoft JhengHei" w:eastAsia="Microsoft JhengHei" w:hAnsi="Microsoft JhengHei"/>
+                <w:b w:val="false"/>
+                <w:bCs w:val="false"/>
+                <w:i w:val="false"/>
+                <w:iCs w:val="false"/>
+                <w:color w:val="1F2937"/>
+                <w:sz w:val="18"/>
+                <w:szCs w:val="18"/>
+              </w:rPr>
+              <w:t xml:space="preserve">12,400,000</w:t>
+            </w:r>
+          </w:p>
+        </w:tc>
+      </w:tr>
+      <w:tr>
+        <w:tc>
+          <w:tcPr>
+            <w:tcW w:type="dxa" w:w="3855"/>
+            <w:shd w:fill="F1EFE8" w:color="auto" w:val="clear"/>
+            <w:tcMar>
+              <w:top w:type="dxa" w:w="60"/>
+              <w:left w:type="dxa" w:w="90"/>
+              <w:bottom w:type="dxa" w:w="60"/>
+              <w:right w:type="dxa" w:w="90"/>
+            </w:tcMar>
+            <w:vAlign w:val="center"/>
+          </w:tcPr>
+          <w:p>
+            <w:pPr>
+              <w:spacing w:after="0" w:line="270"/>
+            </w:pPr>
+            <w:r>
+              <w:rPr>
+                <w:rFonts w:ascii="Microsoft JhengHei" w:cs="Microsoft JhengHei" w:eastAsia="Microsoft JhengHei" w:hAnsi="Microsoft JhengHei"/>
+                <w:b w:val="false"/>
+                <w:bCs w:val="false"/>
+                <w:i w:val="false"/>
+                <w:iCs w:val="false"/>
+                <w:color w:val="1F2937"/>
+                <w:sz w:val="18"/>
+                <w:szCs w:val="18"/>
+              </w:rPr>
+              <w:t xml:space="preserve">都會通勤、€400–800／¥25–45k 價格帶（SAM）</w:t>
+            </w:r>
+          </w:p>
+        </w:tc>
+        <w:tc>
+          <w:tcPr>
+            <w:tcW w:type="dxa" w:w="1349"/>
+            <w:shd w:fill="F1EFE8" w:color="auto" w:val="clear"/>
+            <w:tcMar>
+              <w:top w:type="dxa" w:w="60"/>
+              <w:left w:type="dxa" w:w="90"/>
+              <w:bottom w:type="dxa" w:w="60"/>
+              <w:right w:type="dxa" w:w="90"/>
+            </w:tcMar>
+            <w:vAlign w:val="center"/>
+          </w:tcPr>
+          <w:p>
+            <w:pPr>
+              <w:spacing w:after="0" w:line="270"/>
+              <w:jc w:val="right"/>
+            </w:pPr>
+            <w:r>
+              <w:rPr>
+                <w:rFonts w:ascii="Microsoft JhengHei" w:cs="Microsoft JhengHei" w:eastAsia="Microsoft JhengHei" w:hAnsi="Microsoft JhengHei"/>
+                <w:b w:val="false"/>
+                <w:bCs w:val="false"/>
+                <w:i w:val="false"/>
+                <w:iCs w:val="false"/>
+                <w:color w:val="1F2937"/>
+                <w:sz w:val="18"/>
+                <w:szCs w:val="18"/>
+              </w:rPr>
+              <w:t xml:space="preserve">2,500,000</w:t>
+            </w:r>
+          </w:p>
+        </w:tc>
+        <w:tc>
+          <w:tcPr>
+            <w:tcW w:type="dxa" w:w="1349"/>
+            <w:shd w:fill="F1EFE8" w:color="auto" w:val="clear"/>
+            <w:tcMar>
+              <w:top w:type="dxa" w:w="60"/>
+              <w:left w:type="dxa" w:w="90"/>
+              <w:bottom w:type="dxa" w:w="60"/>
+              <w:right w:type="dxa" w:w="90"/>
+            </w:tcMar>
+            <w:vAlign w:val="center"/>
+          </w:tcPr>
+          <w:p>
+            <w:pPr>
+              <w:spacing w:after="0" w:line="270"/>
+              <w:jc w:val="right"/>
+            </w:pPr>
+            <w:r>
+              <w:rPr>
+                <w:rFonts w:ascii="Microsoft JhengHei" w:cs="Microsoft JhengHei" w:eastAsia="Microsoft JhengHei" w:hAnsi="Microsoft JhengHei"/>
+                <w:b w:val="false"/>
+                <w:bCs w:val="false"/>
+                <w:i w:val="false"/>
+                <w:iCs w:val="false"/>
+                <w:color w:val="1F2937"/>
+                <w:sz w:val="18"/>
+                <w:szCs w:val="18"/>
+              </w:rPr>
+              <w:t xml:space="preserve">2,000,000</w:t>
+            </w:r>
+          </w:p>
+        </w:tc>
+        <w:tc>
+          <w:tcPr>
+            <w:tcW w:type="dxa" w:w="1157"/>
+            <w:shd w:fill="F1EFE8" w:color="auto" w:val="clear"/>
+            <w:tcMar>
+              <w:top w:type="dxa" w:w="60"/>
+              <w:left w:type="dxa" w:w="90"/>
+              <w:bottom w:type="dxa" w:w="60"/>
+              <w:right w:type="dxa" w:w="90"/>
+            </w:tcMar>
+            <w:vAlign w:val="center"/>
+          </w:tcPr>
+          <w:p>
+            <w:pPr>
+              <w:spacing w:after="0" w:line="270"/>
+              <w:jc w:val="right"/>
+            </w:pPr>
+            <w:r>
+              <w:rPr>
+                <w:rFonts w:ascii="Microsoft JhengHei" w:cs="Microsoft JhengHei" w:eastAsia="Microsoft JhengHei" w:hAnsi="Microsoft JhengHei"/>
+                <w:b w:val="false"/>
+                <w:bCs w:val="false"/>
+                <w:i w:val="false"/>
+                <w:iCs w:val="false"/>
+                <w:color w:val="1F2937"/>
+                <w:sz w:val="18"/>
+                <w:szCs w:val="18"/>
+              </w:rPr>
+              <w:t xml:space="preserve">200,000</w:t>
+            </w:r>
+          </w:p>
+        </w:tc>
+        <w:tc>
+          <w:tcPr>
+            <w:tcW w:type="dxa" w:w="1928"/>
+            <w:shd w:fill="F1EFE8" w:color="auto" w:val="clear"/>
+            <w:tcMar>
+              <w:top w:type="dxa" w:w="60"/>
+              <w:left w:type="dxa" w:w="90"/>
+              <w:bottom w:type="dxa" w:w="60"/>
+              <w:right w:type="dxa" w:w="90"/>
+            </w:tcMar>
+            <w:vAlign w:val="center"/>
+          </w:tcPr>
+          <w:p>
+            <w:pPr>
+              <w:spacing w:after="0" w:line="270"/>
+              <w:jc w:val="right"/>
+            </w:pPr>
+            <w:r>
+              <w:rPr>
+                <w:rFonts w:ascii="Microsoft JhengHei" w:cs="Microsoft JhengHei" w:eastAsia="Microsoft JhengHei" w:hAnsi="Microsoft JhengHei"/>
+                <w:b w:val="false"/>
+                <w:bCs w:val="false"/>
+                <w:i w:val="false"/>
+                <w:iCs w:val="false"/>
+                <w:color w:val="1F2937"/>
+                <w:sz w:val="18"/>
+                <w:szCs w:val="18"/>
+              </w:rPr>
+              <w:t xml:space="preserve">4,700,000</w:t>
+            </w:r>
+          </w:p>
+        </w:tc>
+      </w:tr>
+      <w:tr>
+        <w:tc>
+          <w:tcPr>
+            <w:tcW w:type="dxa" w:w="3855"/>
+            <w:tcMar>
+              <w:top w:type="dxa" w:w="60"/>
+              <w:left w:type="dxa" w:w="90"/>
+              <w:bottom w:type="dxa" w:w="60"/>
+              <w:right w:type="dxa" w:w="90"/>
+            </w:tcMar>
+            <w:vAlign w:val="center"/>
+          </w:tcPr>
+          <w:p>
+            <w:pPr>
+              <w:spacing w:after="0" w:line="270"/>
+            </w:pPr>
+            <w:r>
+              <w:rPr>
+                <w:rFonts w:ascii="Microsoft JhengHei" w:cs="Microsoft JhengHei" w:eastAsia="Microsoft JhengHei" w:hAnsi="Microsoft JhengHei"/>
+                <w:b w:val="false"/>
+                <w:bCs w:val="false"/>
+                <w:i w:val="false"/>
+                <w:iCs w:val="false"/>
+                <w:color w:val="1F2937"/>
+                <w:sz w:val="18"/>
+                <w:szCs w:val="18"/>
+              </w:rPr>
+              <w:t xml:space="preserve">五年可取得 2%（SOM 低）</w:t>
+            </w:r>
+          </w:p>
+        </w:tc>
+        <w:tc>
+          <w:tcPr>
+            <w:tcW w:type="dxa" w:w="1349"/>
+            <w:tcMar>
+              <w:top w:type="dxa" w:w="60"/>
+              <w:left w:type="dxa" w:w="90"/>
+              <w:bottom w:type="dxa" w:w="60"/>
+              <w:right w:type="dxa" w:w="90"/>
+            </w:tcMar>
+            <w:vAlign w:val="center"/>
+          </w:tcPr>
+          <w:p>
+            <w:pPr>
+              <w:spacing w:after="0" w:line="270"/>
+              <w:jc w:val="right"/>
+            </w:pPr>
+            <w:r>
+              <w:rPr>
+                <w:rFonts w:ascii="Microsoft JhengHei" w:cs="Microsoft JhengHei" w:eastAsia="Microsoft JhengHei" w:hAnsi="Microsoft JhengHei"/>
+                <w:b w:val="false"/>
+                <w:bCs w:val="false"/>
+                <w:i w:val="false"/>
+                <w:iCs w:val="false"/>
+                <w:color w:val="1F2937"/>
+                <w:sz w:val="18"/>
+                <w:szCs w:val="18"/>
+              </w:rPr>
+              <w:t xml:space="preserve">50,000</w:t>
+            </w:r>
+          </w:p>
+        </w:tc>
+        <w:tc>
+          <w:tcPr>
+            <w:tcW w:type="dxa" w:w="1349"/>
+            <w:tcMar>
+              <w:top w:type="dxa" w:w="60"/>
+              <w:left w:type="dxa" w:w="90"/>
+              <w:bottom w:type="dxa" w:w="60"/>
+              <w:right w:type="dxa" w:w="90"/>
+            </w:tcMar>
+            <w:vAlign w:val="center"/>
+          </w:tcPr>
+          <w:p>
+            <w:pPr>
+              <w:spacing w:after="0" w:line="270"/>
+              <w:jc w:val="right"/>
+            </w:pPr>
+            <w:r>
+              <w:rPr>
+                <w:rFonts w:ascii="Microsoft JhengHei" w:cs="Microsoft JhengHei" w:eastAsia="Microsoft JhengHei" w:hAnsi="Microsoft JhengHei"/>
+                <w:b w:val="false"/>
+                <w:bCs w:val="false"/>
+                <w:i w:val="false"/>
+                <w:iCs w:val="false"/>
+                <w:color w:val="1F2937"/>
+                <w:sz w:val="18"/>
+                <w:szCs w:val="18"/>
+              </w:rPr>
+              <w:t xml:space="preserve">40,000</w:t>
+            </w:r>
+          </w:p>
+        </w:tc>
+        <w:tc>
+          <w:tcPr>
+            <w:tcW w:type="dxa" w:w="1157"/>
+            <w:tcMar>
+              <w:top w:type="dxa" w:w="60"/>
+              <w:left w:type="dxa" w:w="90"/>
+              <w:bottom w:type="dxa" w:w="60"/>
+              <w:right w:type="dxa" w:w="90"/>
+            </w:tcMar>
+            <w:vAlign w:val="center"/>
+          </w:tcPr>
+          <w:p>
+            <w:pPr>
+              <w:spacing w:after="0" w:line="270"/>
+              <w:jc w:val="right"/>
+            </w:pPr>
+            <w:r>
+              <w:rPr>
+                <w:rFonts w:ascii="Microsoft JhengHei" w:cs="Microsoft JhengHei" w:eastAsia="Microsoft JhengHei" w:hAnsi="Microsoft JhengHei"/>
+                <w:b w:val="false"/>
+                <w:bCs w:val="false"/>
+                <w:i w:val="false"/>
+                <w:iCs w:val="false"/>
+                <w:color w:val="1F2937"/>
+                <w:sz w:val="18"/>
+                <w:szCs w:val="18"/>
+              </w:rPr>
+              <w:t xml:space="preserve">4,000</w:t>
+            </w:r>
+          </w:p>
+        </w:tc>
+        <w:tc>
+          <w:tcPr>
+            <w:tcW w:type="dxa" w:w="1928"/>
+            <w:tcMar>
+              <w:top w:type="dxa" w:w="60"/>
+              <w:left w:type="dxa" w:w="90"/>
+              <w:bottom w:type="dxa" w:w="60"/>
+              <w:right w:type="dxa" w:w="90"/>
+            </w:tcMar>
+            <w:vAlign w:val="center"/>
+          </w:tcPr>
+          <w:p>
+            <w:pPr>
+              <w:spacing w:after="0" w:line="270"/>
+              <w:jc w:val="right"/>
+            </w:pPr>
+            <w:r>
+              <w:rPr>
+                <w:rFonts w:ascii="Microsoft JhengHei" w:cs="Microsoft JhengHei" w:eastAsia="Microsoft JhengHei" w:hAnsi="Microsoft JhengHei"/>
+                <w:b w:val="false"/>
+                <w:bCs w:val="false"/>
+                <w:i w:val="false"/>
+                <w:iCs w:val="false"/>
+                <w:color w:val="1F2937"/>
+                <w:sz w:val="18"/>
+                <w:szCs w:val="18"/>
+              </w:rPr>
+              <w:t xml:space="preserve">94,000</w:t>
+            </w:r>
+          </w:p>
+        </w:tc>
+      </w:tr>
+      <w:tr>
+        <w:tc>
+          <w:tcPr>
+            <w:tcW w:type="dxa" w:w="3855"/>
+            <w:shd w:fill="F1EFE8" w:color="auto" w:val="clear"/>
+            <w:tcMar>
+              <w:top w:type="dxa" w:w="60"/>
+              <w:left w:type="dxa" w:w="90"/>
+              <w:bottom w:type="dxa" w:w="60"/>
+              <w:right w:type="dxa" w:w="90"/>
+            </w:tcMar>
+            <w:vAlign w:val="center"/>
+          </w:tcPr>
+          <w:p>
+            <w:pPr>
+              <w:spacing w:after="0" w:line="270"/>
+            </w:pPr>
+            <w:r>
+              <w:rPr>
+                <w:rFonts w:ascii="Microsoft JhengHei" w:cs="Microsoft JhengHei" w:eastAsia="Microsoft JhengHei" w:hAnsi="Microsoft JhengHei"/>
+                <w:b w:val="false"/>
+                <w:bCs w:val="false"/>
+                <w:i w:val="false"/>
+                <w:iCs w:val="false"/>
+                <w:color w:val="1F2937"/>
+                <w:sz w:val="18"/>
+                <w:szCs w:val="18"/>
+              </w:rPr>
+              <w:t xml:space="preserve">五年可取得 5%（SOM 高）</w:t>
+            </w:r>
+          </w:p>
+        </w:tc>
+        <w:tc>
+          <w:tcPr>
+            <w:tcW w:type="dxa" w:w="1349"/>
+            <w:shd w:fill="F1EFE8" w:color="auto" w:val="clear"/>
+            <w:tcMar>
+              <w:top w:type="dxa" w:w="60"/>
+              <w:left w:type="dxa" w:w="90"/>
+              <w:bottom w:type="dxa" w:w="60"/>
+              <w:right w:type="dxa" w:w="90"/>
+            </w:tcMar>
+            <w:vAlign w:val="center"/>
+          </w:tcPr>
+          <w:p>
+            <w:pPr>
+              <w:spacing w:after="0" w:line="270"/>
+              <w:jc w:val="right"/>
+            </w:pPr>
+            <w:r>
+              <w:rPr>
+                <w:rFonts w:ascii="Microsoft JhengHei" w:cs="Microsoft JhengHei" w:eastAsia="Microsoft JhengHei" w:hAnsi="Microsoft JhengHei"/>
+                <w:b w:val="false"/>
+                <w:bCs w:val="false"/>
+                <w:i w:val="false"/>
+                <w:iCs w:val="false"/>
+                <w:color w:val="1F2937"/>
+                <w:sz w:val="18"/>
+                <w:szCs w:val="18"/>
+              </w:rPr>
+              <w:t xml:space="preserve">125,000</w:t>
+            </w:r>
+          </w:p>
+        </w:tc>
+        <w:tc>
+          <w:tcPr>
+            <w:tcW w:type="dxa" w:w="1349"/>
+            <w:shd w:fill="F1EFE8" w:color="auto" w:val="clear"/>
+            <w:tcMar>
+              <w:top w:type="dxa" w:w="60"/>
+              <w:left w:type="dxa" w:w="90"/>
+              <w:bottom w:type="dxa" w:w="60"/>
+              <w:right w:type="dxa" w:w="90"/>
+            </w:tcMar>
+            <w:vAlign w:val="center"/>
+          </w:tcPr>
+          <w:p>
+            <w:pPr>
+              <w:spacing w:after="0" w:line="270"/>
+              <w:jc w:val="right"/>
+            </w:pPr>
+            <w:r>
+              <w:rPr>
+                <w:rFonts w:ascii="Microsoft JhengHei" w:cs="Microsoft JhengHei" w:eastAsia="Microsoft JhengHei" w:hAnsi="Microsoft JhengHei"/>
+                <w:b w:val="false"/>
+                <w:bCs w:val="false"/>
+                <w:i w:val="false"/>
+                <w:iCs w:val="false"/>
+                <w:color w:val="1F2937"/>
+                <w:sz w:val="18"/>
+                <w:szCs w:val="18"/>
+              </w:rPr>
+              <w:t xml:space="preserve">100,000</w:t>
+            </w:r>
+          </w:p>
+        </w:tc>
+        <w:tc>
+          <w:tcPr>
+            <w:tcW w:type="dxa" w:w="1157"/>
+            <w:shd w:fill="F1EFE8" w:color="auto" w:val="clear"/>
+            <w:tcMar>
+              <w:top w:type="dxa" w:w="60"/>
+              <w:left w:type="dxa" w:w="90"/>
+              <w:bottom w:type="dxa" w:w="60"/>
+              <w:right w:type="dxa" w:w="90"/>
+            </w:tcMar>
+            <w:vAlign w:val="center"/>
+          </w:tcPr>
+          <w:p>
+            <w:pPr>
+              <w:spacing w:after="0" w:line="270"/>
+              <w:jc w:val="right"/>
+            </w:pPr>
+            <w:r>
+              <w:rPr>
+                <w:rFonts w:ascii="Microsoft JhengHei" w:cs="Microsoft JhengHei" w:eastAsia="Microsoft JhengHei" w:hAnsi="Microsoft JhengHei"/>
+                <w:b w:val="false"/>
+                <w:bCs w:val="false"/>
+                <w:i w:val="false"/>
+                <w:iCs w:val="false"/>
+                <w:color w:val="1F2937"/>
+                <w:sz w:val="18"/>
+                <w:szCs w:val="18"/>
+              </w:rPr>
+              <w:t xml:space="preserve">10,000</w:t>
+            </w:r>
+          </w:p>
+        </w:tc>
+        <w:tc>
+          <w:tcPr>
+            <w:tcW w:type="dxa" w:w="1928"/>
+            <w:shd w:fill="F1EFE8" w:color="auto" w:val="clear"/>
+            <w:tcMar>
+              <w:top w:type="dxa" w:w="60"/>
+              <w:left w:type="dxa" w:w="90"/>
+              <w:bottom w:type="dxa" w:w="60"/>
+              <w:right w:type="dxa" w:w="90"/>
+            </w:tcMar>
+            <w:vAlign w:val="center"/>
+          </w:tcPr>
+          <w:p>
+            <w:pPr>
+              <w:spacing w:after="0" w:line="270"/>
+              <w:jc w:val="right"/>
+            </w:pPr>
+            <w:r>
+              <w:rPr>
+                <w:rFonts w:ascii="Microsoft JhengHei" w:cs="Microsoft JhengHei" w:eastAsia="Microsoft JhengHei" w:hAnsi="Microsoft JhengHei"/>
+                <w:b w:val="false"/>
+                <w:bCs w:val="false"/>
+                <w:i w:val="false"/>
+                <w:iCs w:val="false"/>
+                <w:color w:val="1F2937"/>
+                <w:sz w:val="18"/>
+                <w:szCs w:val="18"/>
+              </w:rPr>
+              <w:t xml:space="preserve">235,000</w:t>
+            </w:r>
+          </w:p>
+        </w:tc>
+      </w:tr>
+      <w:tr>
+        <w:tc>
+          <w:tcPr>
+            <w:tcW w:type="dxa" w:w="3855"/>
+            <w:tcMar>
+              <w:top w:type="dxa" w:w="60"/>
+              <w:left w:type="dxa" w:w="90"/>
+              <w:bottom w:type="dxa" w:w="60"/>
+              <w:right w:type="dxa" w:w="90"/>
+            </w:tcMar>
+            <w:vAlign w:val="center"/>
+          </w:tcPr>
+          <w:p>
+            <w:pPr>
+              <w:spacing w:after="0" w:line="270"/>
+            </w:pPr>
+            <w:r>
+              <w:rPr>
+                <w:rFonts w:ascii="Microsoft JhengHei" w:cs="Microsoft JhengHei" w:eastAsia="Microsoft JhengHei" w:hAnsi="Microsoft JhengHei"/>
+                <w:b w:val="false"/>
+                <w:bCs w:val="false"/>
+                <w:i w:val="false"/>
+                <w:iCs w:val="false"/>
+                <w:color w:val="1F2937"/>
+                <w:sz w:val="18"/>
+                <w:szCs w:val="18"/>
+              </w:rPr>
+              <w:t xml:space="preserve">SAM 金額（車體 + 首年訂閱，NT$M）</w:t>
+            </w:r>
+          </w:p>
+        </w:tc>
+        <w:tc>
+          <w:tcPr>
+            <w:tcW w:type="dxa" w:w="1349"/>
+            <w:tcMar>
+              <w:top w:type="dxa" w:w="60"/>
+              <w:left w:type="dxa" w:w="90"/>
+              <w:bottom w:type="dxa" w:w="60"/>
+              <w:right w:type="dxa" w:w="90"/>
+            </w:tcMar>
+            <w:vAlign w:val="center"/>
+          </w:tcPr>
+          <w:p>
+            <w:pPr>
+              <w:spacing w:after="0" w:line="270"/>
+              <w:jc w:val="right"/>
+            </w:pPr>
+            <w:r>
+              <w:rPr>
+                <w:rFonts w:ascii="Microsoft JhengHei" w:cs="Microsoft JhengHei" w:eastAsia="Microsoft JhengHei" w:hAnsi="Microsoft JhengHei"/>
+                <w:b w:val="false"/>
+                <w:bCs w:val="false"/>
+                <w:i w:val="false"/>
+                <w:iCs w:val="false"/>
+                <w:color w:val="1F2937"/>
+                <w:sz w:val="18"/>
+                <w:szCs w:val="18"/>
+              </w:rPr>
+              <w:t xml:space="preserve">37,149</w:t>
+            </w:r>
+          </w:p>
+        </w:tc>
+        <w:tc>
+          <w:tcPr>
+            <w:tcW w:type="dxa" w:w="1349"/>
+            <w:tcMar>
+              <w:top w:type="dxa" w:w="60"/>
+              <w:left w:type="dxa" w:w="90"/>
+              <w:bottom w:type="dxa" w:w="60"/>
+              <w:right w:type="dxa" w:w="90"/>
+            </w:tcMar>
+            <w:vAlign w:val="center"/>
+          </w:tcPr>
+          <w:p>
+            <w:pPr>
+              <w:spacing w:after="0" w:line="270"/>
+              <w:jc w:val="right"/>
+            </w:pPr>
+            <w:r>
+              <w:rPr>
+                <w:rFonts w:ascii="Microsoft JhengHei" w:cs="Microsoft JhengHei" w:eastAsia="Microsoft JhengHei" w:hAnsi="Microsoft JhengHei"/>
+                <w:b w:val="false"/>
+                <w:bCs w:val="false"/>
+                <w:i w:val="false"/>
+                <w:iCs w:val="false"/>
+                <w:color w:val="1F2937"/>
+                <w:sz w:val="18"/>
+                <w:szCs w:val="18"/>
+              </w:rPr>
+              <w:t xml:space="preserve">24,739</w:t>
+            </w:r>
+          </w:p>
+        </w:tc>
+        <w:tc>
+          <w:tcPr>
+            <w:tcW w:type="dxa" w:w="1157"/>
+            <w:tcMar>
+              <w:top w:type="dxa" w:w="60"/>
+              <w:left w:type="dxa" w:w="90"/>
+              <w:bottom w:type="dxa" w:w="60"/>
+              <w:right w:type="dxa" w:w="90"/>
+            </w:tcMar>
+            <w:vAlign w:val="center"/>
+          </w:tcPr>
+          <w:p>
+            <w:pPr>
+              <w:spacing w:after="0" w:line="270"/>
+              <w:jc w:val="right"/>
+            </w:pPr>
+            <w:r>
+              <w:rPr>
+                <w:rFonts w:ascii="Microsoft JhengHei" w:cs="Microsoft JhengHei" w:eastAsia="Microsoft JhengHei" w:hAnsi="Microsoft JhengHei"/>
+                <w:b w:val="false"/>
+                <w:bCs w:val="false"/>
+                <w:i w:val="false"/>
+                <w:iCs w:val="false"/>
+                <w:color w:val="1F2937"/>
+                <w:sz w:val="18"/>
+                <w:szCs w:val="18"/>
+              </w:rPr>
+              <w:t xml:space="preserve">2,151</w:t>
+            </w:r>
+          </w:p>
+        </w:tc>
+        <w:tc>
+          <w:tcPr>
+            <w:tcW w:type="dxa" w:w="1928"/>
+            <w:tcMar>
+              <w:top w:type="dxa" w:w="60"/>
+              <w:left w:type="dxa" w:w="90"/>
+              <w:bottom w:type="dxa" w:w="60"/>
+              <w:right w:type="dxa" w:w="90"/>
+            </w:tcMar>
+            <w:vAlign w:val="center"/>
+          </w:tcPr>
+          <w:p>
+            <w:pPr>
+              <w:spacing w:after="0" w:line="270"/>
+              <w:jc w:val="right"/>
+            </w:pPr>
+            <w:r>
+              <w:rPr>
+                <w:rFonts w:ascii="Microsoft JhengHei" w:cs="Microsoft JhengHei" w:eastAsia="Microsoft JhengHei" w:hAnsi="Microsoft JhengHei"/>
+                <w:b w:val="false"/>
+                <w:bCs w:val="false"/>
+                <w:i w:val="false"/>
+                <w:iCs w:val="false"/>
+                <w:color w:val="1F2937"/>
+                <w:sz w:val="18"/>
+                <w:szCs w:val="18"/>
+              </w:rPr>
+              <w:t xml:space="preserve">64,038</w:t>
+            </w:r>
+          </w:p>
+        </w:tc>
+      </w:tr>
+    </w:tbl>
+    <w:p>
+      <w:pPr>
+        <w:spacing w:after="80"/>
+      </w:pPr>
+    </w:p>
+    <w:p>
+      <w:pPr>
+        <w:spacing w:after="140" w:line="330"/>
+      </w:pPr>
+      <w:r>
+        <w:rPr>
+          <w:rFonts w:ascii="Microsoft JhengHei" w:cs="Microsoft JhengHei" w:eastAsia="Microsoft JhengHei" w:hAnsi="Microsoft JhengHei"/>
+          <w:b w:val="false"/>
+          <w:bCs w:val="false"/>
+          <w:i w:val="false"/>
+          <w:iCs w:val="false"/>
+          <w:color w:val="1F2937"/>
+          <w:sz w:val="21"/>
+          <w:szCs w:val="21"/>
+        </w:rPr>
+        <w:t xml:space="preserve">SAM 金額是數百億台幣級，比合規平台的市場大一個數量級；但逆向打擊傳統車只在歐洲成立，日本打的是 ¥130,000 的電助力車與 ¥170,000 的載童車，台灣只擠進通勤車帶上緣。SOM 的 2–5% 對應 9–24 萬台/年，與五年財務的基準到樂觀情境一致。</w:t>
+      </w:r>
+    </w:p>
+    <w:p>
+      <w:pPr>
+        <w:pStyle w:val="Heading2"/>
+        <w:spacing w:after="120" w:before="260"/>
+      </w:pPr>
+      <w:r>
+        <w:rPr>
+          <w:rFonts w:ascii="Microsoft JhengHei" w:cs="Microsoft JhengHei" w:eastAsia="Microsoft JhengHei" w:hAnsi="Microsoft JhengHei"/>
+          <w:b/>
+          <w:bCs/>
+          <w:i w:val="false"/>
+          <w:iCs w:val="false"/>
+          <w:color w:val="1F3864"/>
+          <w:sz w:val="25"/>
+          <w:szCs w:val="25"/>
+        </w:rPr>
+        <w:t xml:space="preserve">14.4 決策門檻與終止訊號</w:t>
+      </w:r>
+    </w:p>
+    <w:tbl>
+      <w:tblPr>
+        <w:tblW w:type="dxa" w:w="9638"/>
+        <w:tblBorders>
+          <w:top w:val="single" w:color="C9C5B8" w:sz="4"/>
+          <w:left w:val="single" w:color="C9C5B8" w:sz="4"/>
+          <w:bottom w:val="single" w:color="C9C5B8" w:sz="4"/>
+          <w:right w:val="single" w:color="C9C5B8" w:sz="4"/>
+          <w:insideH w:val="single" w:color="C9C5B8" w:sz="4"/>
+          <w:insideV w:val="single" w:color="C9C5B8" w:sz="4"/>
+        </w:tblBorders>
+        <w:tblLayout w:type="fixed"/>
+      </w:tblPr>
+      <w:tblGrid>
+        <w:gridCol w:w="3855"/>
+        <w:gridCol w:w="1349"/>
+        <w:gridCol w:w="2506"/>
+        <w:gridCol w:w="1928"/>
+      </w:tblGrid>
+      <w:tr>
+        <w:trPr>
+          <w:tblHeader/>
+        </w:trPr>
+        <w:tc>
+          <w:tcPr>
+            <w:tcW w:type="dxa" w:w="3855"/>
+            <w:shd w:fill="1F3864" w:color="auto" w:val="clear"/>
+            <w:tcMar>
+              <w:top w:type="dxa" w:w="60"/>
+              <w:left w:type="dxa" w:w="90"/>
+              <w:bottom w:type="dxa" w:w="60"/>
+              <w:right w:type="dxa" w:w="90"/>
+            </w:tcMar>
+            <w:vAlign w:val="center"/>
+          </w:tcPr>
+          <w:p>
+            <w:pPr>
+              <w:spacing w:after="0" w:line="270"/>
+            </w:pPr>
+            <w:r>
+              <w:rPr>
+                <w:rFonts w:ascii="Microsoft JhengHei" w:cs="Microsoft JhengHei" w:eastAsia="Microsoft JhengHei" w:hAnsi="Microsoft JhengHei"/>
+                <w:b/>
+                <w:bCs/>
+                <w:i w:val="false"/>
+                <w:iCs w:val="false"/>
+                <w:color w:val="FFFFFF"/>
+                <w:sz w:val="18"/>
+                <w:szCs w:val="18"/>
+              </w:rPr>
+              <w:t xml:space="preserve">B2C 放大前必須同時通過</w:t>
+            </w:r>
+          </w:p>
+        </w:tc>
+        <w:tc>
+          <w:tcPr>
+            <w:tcW w:type="dxa" w:w="1349"/>
+            <w:shd w:fill="1F3864" w:color="auto" w:val="clear"/>
+            <w:tcMar>
+              <w:top w:type="dxa" w:w="60"/>
+              <w:left w:type="dxa" w:w="90"/>
+              <w:bottom w:type="dxa" w:w="60"/>
+              <w:right w:type="dxa" w:w="90"/>
+            </w:tcMar>
+            <w:vAlign w:val="center"/>
+          </w:tcPr>
+          <w:p>
+            <w:pPr>
+              <w:spacing w:after="0" w:line="270"/>
+              <w:jc w:val="center"/>
+            </w:pPr>
+            <w:r>
+              <w:rPr>
+                <w:rFonts w:ascii="Microsoft JhengHei" w:cs="Microsoft JhengHei" w:eastAsia="Microsoft JhengHei" w:hAnsi="Microsoft JhengHei"/>
+                <w:b/>
+                <w:bCs/>
+                <w:i w:val="false"/>
+                <w:iCs w:val="false"/>
+                <w:color w:val="FFFFFF"/>
+                <w:sz w:val="18"/>
+                <w:szCs w:val="18"/>
+              </w:rPr>
+              <w:t xml:space="preserve">門檻值</w:t>
+            </w:r>
+          </w:p>
+        </w:tc>
+        <w:tc>
+          <w:tcPr>
+            <w:tcW w:type="dxa" w:w="2506"/>
+            <w:shd w:fill="1F3864" w:color="auto" w:val="clear"/>
+            <w:tcMar>
+              <w:top w:type="dxa" w:w="60"/>
+              <w:left w:type="dxa" w:w="90"/>
+              <w:bottom w:type="dxa" w:w="60"/>
+              <w:right w:type="dxa" w:w="90"/>
+            </w:tcMar>
+            <w:vAlign w:val="center"/>
+          </w:tcPr>
+          <w:p>
+            <w:pPr>
+              <w:spacing w:after="0" w:line="270"/>
+              <w:jc w:val="center"/>
+            </w:pPr>
+            <w:r>
+              <w:rPr>
+                <w:rFonts w:ascii="Microsoft JhengHei" w:cs="Microsoft JhengHei" w:eastAsia="Microsoft JhengHei" w:hAnsi="Microsoft JhengHei"/>
+                <w:b/>
+                <w:bCs/>
+                <w:i w:val="false"/>
+                <w:iCs w:val="false"/>
+                <w:color w:val="FFFFFF"/>
+                <w:sz w:val="18"/>
+                <w:szCs w:val="18"/>
+              </w:rPr>
+              <w:t xml:space="preserve">目前實測</w:t>
+            </w:r>
+          </w:p>
+        </w:tc>
+        <w:tc>
+          <w:tcPr>
+            <w:tcW w:type="dxa" w:w="1928"/>
+            <w:shd w:fill="1F3864" w:color="auto" w:val="clear"/>
+            <w:tcMar>
+              <w:top w:type="dxa" w:w="60"/>
+              <w:left w:type="dxa" w:w="90"/>
+              <w:bottom w:type="dxa" w:w="60"/>
+              <w:right w:type="dxa" w:w="90"/>
+            </w:tcMar>
+            <w:vAlign w:val="center"/>
+          </w:tcPr>
+          <w:p>
+            <w:pPr>
+              <w:spacing w:after="0" w:line="270"/>
+              <w:jc w:val="center"/>
+            </w:pPr>
+            <w:r>
+              <w:rPr>
+                <w:rFonts w:ascii="Microsoft JhengHei" w:cs="Microsoft JhengHei" w:eastAsia="Microsoft JhengHei" w:hAnsi="Microsoft JhengHei"/>
+                <w:b/>
+                <w:bCs/>
+                <w:i w:val="false"/>
+                <w:iCs w:val="false"/>
+                <w:color w:val="FFFFFF"/>
+                <w:sz w:val="18"/>
+                <w:szCs w:val="18"/>
+              </w:rPr>
+              <w:t xml:space="preserve">判定</w:t>
+            </w:r>
+          </w:p>
+        </w:tc>
+      </w:tr>
+      <w:tr>
+        <w:tc>
+          <w:tcPr>
+            <w:tcW w:type="dxa" w:w="3855"/>
+            <w:tcMar>
+              <w:top w:type="dxa" w:w="60"/>
+              <w:left w:type="dxa" w:w="90"/>
+              <w:bottom w:type="dxa" w:w="60"/>
+              <w:right w:type="dxa" w:w="90"/>
+            </w:tcMar>
+            <w:vAlign w:val="center"/>
+          </w:tcPr>
+          <w:p>
+            <w:pPr>
+              <w:spacing w:after="0" w:line="270"/>
+            </w:pPr>
+            <w:r>
+              <w:rPr>
+                <w:rFonts w:ascii="Microsoft JhengHei" w:cs="Microsoft JhengHei" w:eastAsia="Microsoft JhengHei" w:hAnsi="Microsoft JhengHei"/>
+                <w:b w:val="false"/>
+                <w:bCs w:val="false"/>
+                <w:i w:val="false"/>
+                <w:iCs w:val="false"/>
+                <w:color w:val="1F2937"/>
+                <w:sz w:val="18"/>
+                <w:szCs w:val="18"/>
+              </w:rPr>
+              <w:t xml:space="preserve">CAC（隨車或 B2B2C 通路）</w:t>
+            </w:r>
+          </w:p>
+        </w:tc>
+        <w:tc>
+          <w:tcPr>
+            <w:tcW w:type="dxa" w:w="1349"/>
+            <w:tcMar>
+              <w:top w:type="dxa" w:w="60"/>
+              <w:left w:type="dxa" w:w="90"/>
+              <w:bottom w:type="dxa" w:w="60"/>
+              <w:right w:type="dxa" w:w="90"/>
+            </w:tcMar>
+            <w:vAlign w:val="center"/>
+          </w:tcPr>
+          <w:p>
+            <w:pPr>
+              <w:spacing w:after="0" w:line="270"/>
+            </w:pPr>
+            <w:r>
+              <w:rPr>
+                <w:rFonts w:ascii="Microsoft JhengHei" w:cs="Microsoft JhengHei" w:eastAsia="Microsoft JhengHei" w:hAnsi="Microsoft JhengHei"/>
+                <w:b w:val="false"/>
+                <w:bCs w:val="false"/>
+                <w:i w:val="false"/>
+                <w:iCs w:val="false"/>
+                <w:color w:val="1F2937"/>
+                <w:sz w:val="18"/>
+                <w:szCs w:val="18"/>
+              </w:rPr>
+              <w:t xml:space="preserve">≤ €40</w:t>
+            </w:r>
+          </w:p>
+        </w:tc>
+        <w:tc>
+          <w:tcPr>
+            <w:tcW w:type="dxa" w:w="2506"/>
+            <w:tcMar>
+              <w:top w:type="dxa" w:w="60"/>
+              <w:left w:type="dxa" w:w="90"/>
+              <w:bottom w:type="dxa" w:w="60"/>
+              <w:right w:type="dxa" w:w="90"/>
+            </w:tcMar>
+            <w:vAlign w:val="center"/>
+          </w:tcPr>
+          <w:p>
+            <w:pPr>
+              <w:spacing w:after="0" w:line="270"/>
+              <w:jc w:val="right"/>
+            </w:pPr>
+            <w:r>
+              <w:rPr>
+                <w:rFonts w:ascii="Microsoft JhengHei" w:cs="Microsoft JhengHei" w:eastAsia="Microsoft JhengHei" w:hAnsi="Microsoft JhengHei"/>
+                <w:b w:val="false"/>
+                <w:bCs w:val="false"/>
+                <w:i w:val="false"/>
+                <w:iCs w:val="false"/>
+                <w:color w:val="1F2937"/>
+                <w:sz w:val="18"/>
+                <w:szCs w:val="18"/>
+              </w:rPr>
+              <w:t xml:space="preserve">€120（假設值，待試點）</w:t>
+            </w:r>
+          </w:p>
+        </w:tc>
+        <w:tc>
+          <w:tcPr>
+            <w:tcW w:type="dxa" w:w="1928"/>
+            <w:tcMar>
+              <w:top w:type="dxa" w:w="60"/>
+              <w:left w:type="dxa" w:w="90"/>
+              <w:bottom w:type="dxa" w:w="60"/>
+              <w:right w:type="dxa" w:w="90"/>
+            </w:tcMar>
+            <w:vAlign w:val="center"/>
+          </w:tcPr>
+          <w:p>
+            <w:pPr>
+              <w:spacing w:after="0" w:line="270"/>
+            </w:pPr>
+            <w:r>
+              <w:rPr>
+                <w:rFonts w:ascii="Microsoft JhengHei" w:cs="Microsoft JhengHei" w:eastAsia="Microsoft JhengHei" w:hAnsi="Microsoft JhengHei"/>
+                <w:b w:val="false"/>
+                <w:bCs w:val="false"/>
+                <w:i w:val="false"/>
+                <w:iCs w:val="false"/>
+                <w:color w:val="1F2937"/>
+                <w:sz w:val="18"/>
+                <w:szCs w:val="18"/>
+              </w:rPr>
+              <w:t xml:space="preserve">未通過</w:t>
+            </w:r>
+          </w:p>
+        </w:tc>
+      </w:tr>
+      <w:tr>
+        <w:tc>
+          <w:tcPr>
+            <w:tcW w:type="dxa" w:w="3855"/>
+            <w:shd w:fill="F1EFE8" w:color="auto" w:val="clear"/>
+            <w:tcMar>
+              <w:top w:type="dxa" w:w="60"/>
+              <w:left w:type="dxa" w:w="90"/>
+              <w:bottom w:type="dxa" w:w="60"/>
+              <w:right w:type="dxa" w:w="90"/>
+            </w:tcMar>
+            <w:vAlign w:val="center"/>
+          </w:tcPr>
+          <w:p>
+            <w:pPr>
+              <w:spacing w:after="0" w:line="270"/>
+            </w:pPr>
+            <w:r>
+              <w:rPr>
+                <w:rFonts w:ascii="Microsoft JhengHei" w:cs="Microsoft JhengHei" w:eastAsia="Microsoft JhengHei" w:hAnsi="Microsoft JhengHei"/>
+                <w:b w:val="false"/>
+                <w:bCs w:val="false"/>
+                <w:i w:val="false"/>
+                <w:iCs w:val="false"/>
+                <w:color w:val="1F2937"/>
+                <w:sz w:val="18"/>
+                <w:szCs w:val="18"/>
+              </w:rPr>
+              <w:t xml:space="preserve">12 個月訂閱留存</w:t>
+            </w:r>
+          </w:p>
+        </w:tc>
+        <w:tc>
+          <w:tcPr>
+            <w:tcW w:type="dxa" w:w="1349"/>
+            <w:shd w:fill="F1EFE8" w:color="auto" w:val="clear"/>
+            <w:tcMar>
+              <w:top w:type="dxa" w:w="60"/>
+              <w:left w:type="dxa" w:w="90"/>
+              <w:bottom w:type="dxa" w:w="60"/>
+              <w:right w:type="dxa" w:w="90"/>
+            </w:tcMar>
+            <w:vAlign w:val="center"/>
+          </w:tcPr>
+          <w:p>
+            <w:pPr>
+              <w:spacing w:after="0" w:line="270"/>
+            </w:pPr>
+            <w:r>
+              <w:rPr>
+                <w:rFonts w:ascii="Microsoft JhengHei" w:cs="Microsoft JhengHei" w:eastAsia="Microsoft JhengHei" w:hAnsi="Microsoft JhengHei"/>
+                <w:b w:val="false"/>
+                <w:bCs w:val="false"/>
+                <w:i w:val="false"/>
+                <w:iCs w:val="false"/>
+                <w:color w:val="1F2937"/>
+                <w:sz w:val="18"/>
+                <w:szCs w:val="18"/>
+              </w:rPr>
+              <w:t xml:space="preserve">≥ 80%</w:t>
+            </w:r>
+          </w:p>
+        </w:tc>
+        <w:tc>
+          <w:tcPr>
+            <w:tcW w:type="dxa" w:w="2506"/>
+            <w:shd w:fill="F1EFE8" w:color="auto" w:val="clear"/>
+            <w:tcMar>
+              <w:top w:type="dxa" w:w="60"/>
+              <w:left w:type="dxa" w:w="90"/>
+              <w:bottom w:type="dxa" w:w="60"/>
+              <w:right w:type="dxa" w:w="90"/>
+            </w:tcMar>
+            <w:vAlign w:val="center"/>
+          </w:tcPr>
+          <w:p>
+            <w:pPr>
+              <w:spacing w:after="0" w:line="270"/>
+            </w:pPr>
+            <w:r>
+              <w:rPr>
+                <w:rFonts w:ascii="Microsoft JhengHei" w:cs="Microsoft JhengHei" w:eastAsia="Microsoft JhengHei" w:hAnsi="Microsoft JhengHei"/>
+                <w:b w:val="false"/>
+                <w:bCs w:val="false"/>
+                <w:i w:val="false"/>
+                <w:iCs w:val="false"/>
+                <w:color w:val="1F2937"/>
+                <w:sz w:val="18"/>
+                <w:szCs w:val="18"/>
+              </w:rPr>
+              <w:t xml:space="preserve">待試點</w:t>
+            </w:r>
+          </w:p>
+        </w:tc>
+        <w:tc>
+          <w:tcPr>
+            <w:tcW w:type="dxa" w:w="1928"/>
+            <w:shd w:fill="F1EFE8" w:color="auto" w:val="clear"/>
+            <w:tcMar>
+              <w:top w:type="dxa" w:w="60"/>
+              <w:left w:type="dxa" w:w="90"/>
+              <w:bottom w:type="dxa" w:w="60"/>
+              <w:right w:type="dxa" w:w="90"/>
+            </w:tcMar>
+            <w:vAlign w:val="center"/>
+          </w:tcPr>
+          <w:p>
+            <w:pPr>
+              <w:spacing w:after="0" w:line="270"/>
+            </w:pPr>
+            <w:r>
+              <w:rPr>
+                <w:rFonts w:ascii="Microsoft JhengHei" w:cs="Microsoft JhengHei" w:eastAsia="Microsoft JhengHei" w:hAnsi="Microsoft JhengHei"/>
+                <w:b w:val="false"/>
+                <w:bCs w:val="false"/>
+                <w:i w:val="false"/>
+                <w:iCs w:val="false"/>
+                <w:color w:val="1F2937"/>
+                <w:sz w:val="18"/>
+                <w:szCs w:val="18"/>
+              </w:rPr>
+              <w:t xml:space="preserve">未通過</w:t>
+            </w:r>
+          </w:p>
+        </w:tc>
+      </w:tr>
+      <w:tr>
+        <w:tc>
+          <w:tcPr>
+            <w:tcW w:type="dxa" w:w="3855"/>
+            <w:tcMar>
+              <w:top w:type="dxa" w:w="60"/>
+              <w:left w:type="dxa" w:w="90"/>
+              <w:bottom w:type="dxa" w:w="60"/>
+              <w:right w:type="dxa" w:w="90"/>
+            </w:tcMar>
+            <w:vAlign w:val="center"/>
+          </w:tcPr>
+          <w:p>
+            <w:pPr>
+              <w:spacing w:after="0" w:line="270"/>
+            </w:pPr>
+            <w:r>
+              <w:rPr>
+                <w:rFonts w:ascii="Microsoft JhengHei" w:cs="Microsoft JhengHei" w:eastAsia="Microsoft JhengHei" w:hAnsi="Microsoft JhengHei"/>
+                <w:b w:val="false"/>
+                <w:bCs w:val="false"/>
+                <w:i w:val="false"/>
+                <w:iCs w:val="false"/>
+                <w:color w:val="1F2937"/>
+                <w:sz w:val="18"/>
+                <w:szCs w:val="18"/>
+              </w:rPr>
+              <w:t xml:space="preserve">電池資產由 SPV 或租賃夥伴持有</w:t>
+            </w:r>
+          </w:p>
+        </w:tc>
+        <w:tc>
+          <w:tcPr>
+            <w:tcW w:type="dxa" w:w="1349"/>
+            <w:tcMar>
+              <w:top w:type="dxa" w:w="60"/>
+              <w:left w:type="dxa" w:w="90"/>
+              <w:bottom w:type="dxa" w:w="60"/>
+              <w:right w:type="dxa" w:w="90"/>
+            </w:tcMar>
+            <w:vAlign w:val="center"/>
+          </w:tcPr>
+          <w:p>
+            <w:pPr>
+              <w:spacing w:after="0" w:line="270"/>
+            </w:pPr>
+            <w:r>
+              <w:rPr>
+                <w:rFonts w:ascii="Microsoft JhengHei" w:cs="Microsoft JhengHei" w:eastAsia="Microsoft JhengHei" w:hAnsi="Microsoft JhengHei"/>
+                <w:b w:val="false"/>
+                <w:bCs w:val="false"/>
+                <w:i w:val="false"/>
+                <w:iCs w:val="false"/>
+                <w:color w:val="1F2937"/>
+                <w:sz w:val="18"/>
+                <w:szCs w:val="18"/>
+              </w:rPr>
+              <w:t xml:space="preserve">是</w:t>
+            </w:r>
+          </w:p>
+        </w:tc>
+        <w:tc>
+          <w:tcPr>
+            <w:tcW w:type="dxa" w:w="2506"/>
+            <w:tcMar>
+              <w:top w:type="dxa" w:w="60"/>
+              <w:left w:type="dxa" w:w="90"/>
+              <w:bottom w:type="dxa" w:w="60"/>
+              <w:right w:type="dxa" w:w="90"/>
+            </w:tcMar>
+            <w:vAlign w:val="center"/>
+          </w:tcPr>
+          <w:p>
+            <w:pPr>
+              <w:spacing w:after="0" w:line="270"/>
+            </w:pPr>
+            <w:r>
+              <w:rPr>
+                <w:rFonts w:ascii="Microsoft JhengHei" w:cs="Microsoft JhengHei" w:eastAsia="Microsoft JhengHei" w:hAnsi="Microsoft JhengHei"/>
+                <w:b w:val="false"/>
+                <w:bCs w:val="false"/>
+                <w:i w:val="false"/>
+                <w:iCs w:val="false"/>
+                <w:color w:val="1F2937"/>
+                <w:sz w:val="18"/>
+                <w:szCs w:val="18"/>
+              </w:rPr>
+              <w:t xml:space="preserve">未定</w:t>
+            </w:r>
+          </w:p>
+        </w:tc>
+        <w:tc>
+          <w:tcPr>
+            <w:tcW w:type="dxa" w:w="1928"/>
+            <w:tcMar>
+              <w:top w:type="dxa" w:w="60"/>
+              <w:left w:type="dxa" w:w="90"/>
+              <w:bottom w:type="dxa" w:w="60"/>
+              <w:right w:type="dxa" w:w="90"/>
+            </w:tcMar>
+            <w:vAlign w:val="center"/>
+          </w:tcPr>
+          <w:p>
+            <w:pPr>
+              <w:spacing w:after="0" w:line="270"/>
+            </w:pPr>
+            <w:r>
+              <w:rPr>
+                <w:rFonts w:ascii="Microsoft JhengHei" w:cs="Microsoft JhengHei" w:eastAsia="Microsoft JhengHei" w:hAnsi="Microsoft JhengHei"/>
+                <w:b w:val="false"/>
+                <w:bCs w:val="false"/>
+                <w:i w:val="false"/>
+                <w:iCs w:val="false"/>
+                <w:color w:val="1F2937"/>
+                <w:sz w:val="18"/>
+                <w:szCs w:val="18"/>
+              </w:rPr>
+              <w:t xml:space="preserve">未通過</w:t>
+            </w:r>
+          </w:p>
+        </w:tc>
+      </w:tr>
+      <w:tr>
+        <w:tc>
+          <w:tcPr>
+            <w:tcW w:type="dxa" w:w="3855"/>
+            <w:shd w:fill="F1EFE8" w:color="auto" w:val="clear"/>
+            <w:tcMar>
+              <w:top w:type="dxa" w:w="60"/>
+              <w:left w:type="dxa" w:w="90"/>
+              <w:bottom w:type="dxa" w:w="60"/>
+              <w:right w:type="dxa" w:w="90"/>
+            </w:tcMar>
+            <w:vAlign w:val="center"/>
+          </w:tcPr>
+          <w:p>
+            <w:pPr>
+              <w:spacing w:after="0" w:line="270"/>
+            </w:pPr>
+            <w:r>
+              <w:rPr>
+                <w:rFonts w:ascii="Microsoft JhengHei" w:cs="Microsoft JhengHei" w:eastAsia="Microsoft JhengHei" w:hAnsi="Microsoft JhengHei"/>
+                <w:b w:val="false"/>
+                <w:bCs w:val="false"/>
+                <w:i w:val="false"/>
+                <w:iCs w:val="false"/>
+                <w:color w:val="1F2937"/>
+                <w:sz w:val="18"/>
+                <w:szCs w:val="18"/>
+              </w:rPr>
+              <w:t xml:space="preserve">種子車隊日均 &lt;15 km 占比</w:t>
+            </w:r>
+          </w:p>
+        </w:tc>
+        <w:tc>
+          <w:tcPr>
+            <w:tcW w:type="dxa" w:w="1349"/>
+            <w:shd w:fill="F1EFE8" w:color="auto" w:val="clear"/>
+            <w:tcMar>
+              <w:top w:type="dxa" w:w="60"/>
+              <w:left w:type="dxa" w:w="90"/>
+              <w:bottom w:type="dxa" w:w="60"/>
+              <w:right w:type="dxa" w:w="90"/>
+            </w:tcMar>
+            <w:vAlign w:val="center"/>
+          </w:tcPr>
+          <w:p>
+            <w:pPr>
+              <w:spacing w:after="0" w:line="270"/>
+            </w:pPr>
+            <w:r>
+              <w:rPr>
+                <w:rFonts w:ascii="Microsoft JhengHei" w:cs="Microsoft JhengHei" w:eastAsia="Microsoft JhengHei" w:hAnsi="Microsoft JhengHei"/>
+                <w:b w:val="false"/>
+                <w:bCs w:val="false"/>
+                <w:i w:val="false"/>
+                <w:iCs w:val="false"/>
+                <w:color w:val="1F2937"/>
+                <w:sz w:val="18"/>
+                <w:szCs w:val="18"/>
+              </w:rPr>
+              <w:t xml:space="preserve">≥ 60%</w:t>
+            </w:r>
+          </w:p>
+        </w:tc>
+        <w:tc>
+          <w:tcPr>
+            <w:tcW w:type="dxa" w:w="2506"/>
+            <w:shd w:fill="F1EFE8" w:color="auto" w:val="clear"/>
+            <w:tcMar>
+              <w:top w:type="dxa" w:w="60"/>
+              <w:left w:type="dxa" w:w="90"/>
+              <w:bottom w:type="dxa" w:w="60"/>
+              <w:right w:type="dxa" w:w="90"/>
+            </w:tcMar>
+            <w:vAlign w:val="center"/>
+          </w:tcPr>
+          <w:p>
+            <w:pPr>
+              <w:spacing w:after="0" w:line="270"/>
+            </w:pPr>
+            <w:r>
+              <w:rPr>
+                <w:rFonts w:ascii="Microsoft JhengHei" w:cs="Microsoft JhengHei" w:eastAsia="Microsoft JhengHei" w:hAnsi="Microsoft JhengHei"/>
+                <w:b w:val="false"/>
+                <w:bCs w:val="false"/>
+                <w:i w:val="false"/>
+                <w:iCs w:val="false"/>
+                <w:color w:val="1F2937"/>
+                <w:sz w:val="18"/>
+                <w:szCs w:val="18"/>
+              </w:rPr>
+              <w:t xml:space="preserve">待試點</w:t>
+            </w:r>
+          </w:p>
+        </w:tc>
+        <w:tc>
+          <w:tcPr>
+            <w:tcW w:type="dxa" w:w="1928"/>
+            <w:shd w:fill="F1EFE8" w:color="auto" w:val="clear"/>
+            <w:tcMar>
+              <w:top w:type="dxa" w:w="60"/>
+              <w:left w:type="dxa" w:w="90"/>
+              <w:bottom w:type="dxa" w:w="60"/>
+              <w:right w:type="dxa" w:w="90"/>
+            </w:tcMar>
+            <w:vAlign w:val="center"/>
+          </w:tcPr>
+          <w:p>
+            <w:pPr>
+              <w:spacing w:after="0" w:line="270"/>
+            </w:pPr>
+            <w:r>
+              <w:rPr>
+                <w:rFonts w:ascii="Microsoft JhengHei" w:cs="Microsoft JhengHei" w:eastAsia="Microsoft JhengHei" w:hAnsi="Microsoft JhengHei"/>
+                <w:b w:val="false"/>
+                <w:bCs w:val="false"/>
+                <w:i w:val="false"/>
+                <w:iCs w:val="false"/>
+                <w:color w:val="1F2937"/>
+                <w:sz w:val="18"/>
+                <w:szCs w:val="18"/>
+              </w:rPr>
+              <w:t xml:space="preserve">未通過</w:t>
+            </w:r>
+          </w:p>
+        </w:tc>
+      </w:tr>
+      <w:tr>
+        <w:tc>
+          <w:tcPr>
+            <w:tcW w:type="dxa" w:w="3855"/>
+            <w:tcMar>
+              <w:top w:type="dxa" w:w="60"/>
+              <w:left w:type="dxa" w:w="90"/>
+              <w:bottom w:type="dxa" w:w="60"/>
+              <w:right w:type="dxa" w:w="90"/>
+            </w:tcMar>
+            <w:vAlign w:val="center"/>
+          </w:tcPr>
+          <w:p>
+            <w:pPr>
+              <w:spacing w:after="0" w:line="270"/>
+            </w:pPr>
+            <w:r>
+              <w:rPr>
+                <w:rFonts w:ascii="Microsoft JhengHei" w:cs="Microsoft JhengHei" w:eastAsia="Microsoft JhengHei" w:hAnsi="Microsoft JhengHei"/>
+                <w:b w:val="false"/>
+                <w:bCs w:val="false"/>
+                <w:i w:val="false"/>
+                <w:iCs w:val="false"/>
+                <w:color w:val="1F2937"/>
+                <w:sz w:val="18"/>
+                <w:szCs w:val="18"/>
+              </w:rPr>
+              <w:t xml:space="preserve">100k 量級 NT$6,000 隱含毛利（報價覆寫後）</w:t>
+            </w:r>
+          </w:p>
+        </w:tc>
+        <w:tc>
+          <w:tcPr>
+            <w:tcW w:type="dxa" w:w="1349"/>
+            <w:tcMar>
+              <w:top w:type="dxa" w:w="60"/>
+              <w:left w:type="dxa" w:w="90"/>
+              <w:bottom w:type="dxa" w:w="60"/>
+              <w:right w:type="dxa" w:w="90"/>
+            </w:tcMar>
+            <w:vAlign w:val="center"/>
+          </w:tcPr>
+          <w:p>
+            <w:pPr>
+              <w:spacing w:after="0" w:line="270"/>
+            </w:pPr>
+            <w:r>
+              <w:rPr>
+                <w:rFonts w:ascii="Microsoft JhengHei" w:cs="Microsoft JhengHei" w:eastAsia="Microsoft JhengHei" w:hAnsi="Microsoft JhengHei"/>
+                <w:b w:val="false"/>
+                <w:bCs w:val="false"/>
+                <w:i w:val="false"/>
+                <w:iCs w:val="false"/>
+                <w:color w:val="1F2937"/>
+                <w:sz w:val="18"/>
+                <w:szCs w:val="18"/>
+              </w:rPr>
+              <w:t xml:space="preserve">≥ 8%</w:t>
+            </w:r>
+          </w:p>
+        </w:tc>
+        <w:tc>
+          <w:tcPr>
+            <w:tcW w:type="dxa" w:w="2506"/>
+            <w:tcMar>
+              <w:top w:type="dxa" w:w="60"/>
+              <w:left w:type="dxa" w:w="90"/>
+              <w:bottom w:type="dxa" w:w="60"/>
+              <w:right w:type="dxa" w:w="90"/>
+            </w:tcMar>
+            <w:vAlign w:val="center"/>
+          </w:tcPr>
+          <w:p>
+            <w:pPr>
+              <w:spacing w:after="0" w:line="270"/>
+              <w:jc w:val="right"/>
+            </w:pPr>
+            <w:r>
+              <w:rPr>
+                <w:rFonts w:ascii="Microsoft JhengHei" w:cs="Microsoft JhengHei" w:eastAsia="Microsoft JhengHei" w:hAnsi="Microsoft JhengHei"/>
+                <w:b w:val="false"/>
+                <w:bCs w:val="false"/>
+                <w:i w:val="false"/>
+                <w:iCs w:val="false"/>
+                <w:color w:val="1F2937"/>
+                <w:sz w:val="18"/>
+                <w:szCs w:val="18"/>
+              </w:rPr>
+              <w:t xml:space="preserve">10.6%（估值）</w:t>
+            </w:r>
+          </w:p>
+        </w:tc>
+        <w:tc>
+          <w:tcPr>
+            <w:tcW w:type="dxa" w:w="1928"/>
+            <w:tcMar>
+              <w:top w:type="dxa" w:w="60"/>
+              <w:left w:type="dxa" w:w="90"/>
+              <w:bottom w:type="dxa" w:w="60"/>
+              <w:right w:type="dxa" w:w="90"/>
+            </w:tcMar>
+            <w:vAlign w:val="center"/>
+          </w:tcPr>
+          <w:p>
+            <w:pPr>
+              <w:spacing w:after="0" w:line="270"/>
+            </w:pPr>
+            <w:r>
+              <w:rPr>
+                <w:rFonts w:ascii="Microsoft JhengHei" w:cs="Microsoft JhengHei" w:eastAsia="Microsoft JhengHei" w:hAnsi="Microsoft JhengHei"/>
+                <w:b w:val="false"/>
+                <w:bCs w:val="false"/>
+                <w:i w:val="false"/>
+                <w:iCs w:val="false"/>
+                <w:color w:val="1F2937"/>
+                <w:sz w:val="18"/>
+                <w:szCs w:val="18"/>
+              </w:rPr>
+              <w:t xml:space="preserve">通過</w:t>
+            </w:r>
+          </w:p>
+        </w:tc>
+      </w:tr>
+      <w:tr>
+        <w:tc>
+          <w:tcPr>
+            <w:tcW w:type="dxa" w:w="3855"/>
+            <w:shd w:fill="F1EFE8" w:color="auto" w:val="clear"/>
+            <w:tcMar>
+              <w:top w:type="dxa" w:w="60"/>
+              <w:left w:type="dxa" w:w="90"/>
+              <w:bottom w:type="dxa" w:w="60"/>
+              <w:right w:type="dxa" w:w="90"/>
+            </w:tcMar>
+            <w:vAlign w:val="center"/>
+          </w:tcPr>
+          <w:p>
+            <w:pPr>
+              <w:spacing w:after="0" w:line="270"/>
+            </w:pPr>
+            <w:r>
+              <w:rPr>
+                <w:rFonts w:ascii="Microsoft JhengHei" w:cs="Microsoft JhengHei" w:eastAsia="Microsoft JhengHei" w:hAnsi="Microsoft JhengHei"/>
+                <w:b/>
+                <w:bCs/>
+                <w:i w:val="false"/>
+                <w:iCs w:val="false"/>
+                <w:color w:val="1F2937"/>
+                <w:sz w:val="18"/>
+                <w:szCs w:val="18"/>
+              </w:rPr>
+              <w:t xml:space="preserve">綜合判定</w:t>
+            </w:r>
+          </w:p>
+        </w:tc>
+        <w:tc>
+          <w:tcPr>
+            <w:tcW w:type="dxa" w:w="1349"/>
+            <w:shd w:fill="F1EFE8" w:color="auto" w:val="clear"/>
+            <w:tcMar>
+              <w:top w:type="dxa" w:w="60"/>
+              <w:left w:type="dxa" w:w="90"/>
+              <w:bottom w:type="dxa" w:w="60"/>
+              <w:right w:type="dxa" w:w="90"/>
+            </w:tcMar>
+            <w:vAlign w:val="center"/>
+          </w:tcPr>
+          <w:p>
+            <w:pPr>
+              <w:spacing w:after="0" w:line="270"/>
+            </w:pPr>
+            <w:r>
+              <w:rPr>
+                <w:rFonts w:ascii="Microsoft JhengHei" w:cs="Microsoft JhengHei" w:eastAsia="Microsoft JhengHei" w:hAnsi="Microsoft JhengHei"/>
+                <w:b/>
+                <w:bCs/>
+                <w:i w:val="false"/>
+                <w:iCs w:val="false"/>
+                <w:color w:val="1F2937"/>
+                <w:sz w:val="18"/>
+                <w:szCs w:val="18"/>
+              </w:rPr>
+              <w:t xml:space="preserve">五項全過</w:t>
+            </w:r>
+          </w:p>
+        </w:tc>
+        <w:tc>
+          <w:tcPr>
+            <w:tcW w:type="dxa" w:w="2506"/>
+            <w:shd w:fill="F1EFE8" w:color="auto" w:val="clear"/>
+            <w:tcMar>
+              <w:top w:type="dxa" w:w="60"/>
+              <w:left w:type="dxa" w:w="90"/>
+              <w:bottom w:type="dxa" w:w="60"/>
+              <w:right w:type="dxa" w:w="90"/>
+            </w:tcMar>
+            <w:vAlign w:val="center"/>
+          </w:tcPr>
+          <w:p>
+            <w:pPr>
+              <w:spacing w:after="0" w:line="270"/>
+            </w:pPr>
+            <w:r>
+              <w:rPr>
+                <w:rFonts w:ascii="Microsoft JhengHei" w:cs="Microsoft JhengHei" w:eastAsia="Microsoft JhengHei" w:hAnsi="Microsoft JhengHei"/>
+                <w:b/>
+                <w:bCs/>
+                <w:i w:val="false"/>
+                <w:iCs w:val="false"/>
+                <w:color w:val="1F2937"/>
+                <w:sz w:val="18"/>
+                <w:szCs w:val="18"/>
+              </w:rPr>
+              <w:t xml:space="preserve"/>
+            </w:r>
+          </w:p>
+        </w:tc>
+        <w:tc>
+          <w:tcPr>
+            <w:tcW w:type="dxa" w:w="1928"/>
+            <w:shd w:fill="F1EFE8" w:color="auto" w:val="clear"/>
+            <w:tcMar>
+              <w:top w:type="dxa" w:w="60"/>
+              <w:left w:type="dxa" w:w="90"/>
+              <w:bottom w:type="dxa" w:w="60"/>
+              <w:right w:type="dxa" w:w="90"/>
+            </w:tcMar>
+            <w:vAlign w:val="center"/>
+          </w:tcPr>
+          <w:p>
+            <w:pPr>
+              <w:spacing w:after="0" w:line="270"/>
+            </w:pPr>
+            <w:r>
+              <w:rPr>
+                <w:rFonts w:ascii="Microsoft JhengHei" w:cs="Microsoft JhengHei" w:eastAsia="Microsoft JhengHei" w:hAnsi="Microsoft JhengHei"/>
+                <w:b/>
+                <w:bCs/>
+                <w:i w:val="false"/>
+                <w:iCs w:val="false"/>
+                <w:color w:val="1F2937"/>
+                <w:sz w:val="18"/>
+                <w:szCs w:val="18"/>
+              </w:rPr>
+              <w:t xml:space="preserve">B2C 停在 PB 通路 ODM 與 B2B 車隊；C1 為主業</w:t>
+            </w:r>
+          </w:p>
+        </w:tc>
+      </w:tr>
+    </w:tbl>
+    <w:p>
+      <w:pPr>
+        <w:spacing w:after="80"/>
+      </w:pPr>
+    </w:p>
+    <w:p>
+      <w:pPr>
+        <w:pStyle w:val="ListParagraph"/>
+        <w:numPr>
+          <w:ilvl w:val="0"/>
+          <w:numId w:val="2"/>
+        </w:numPr>
+        <w:spacing w:after="90" w:line="320"/>
+      </w:pPr>
+      <w:r>
+        <w:rPr>
+          <w:rFonts w:ascii="Microsoft JhengHei" w:cs="Microsoft JhengHei" w:eastAsia="Microsoft JhengHei" w:hAnsi="Microsoft JhengHei"/>
+          <w:b/>
+          <w:bCs/>
+          <w:i w:val="false"/>
+          <w:iCs w:val="false"/>
+          <w:color w:val="1F2937"/>
+          <w:sz w:val="21"/>
+          <w:szCs w:val="21"/>
+        </w:rPr>
+        <w:t xml:space="preserve">C1 的三個終止訊號：</w:t>
+      </w:r>
+      <w:r>
+        <w:rPr>
+          <w:rFonts w:ascii="Microsoft JhengHei" w:cs="Microsoft JhengHei" w:eastAsia="Microsoft JhengHei" w:hAnsi="Microsoft JhengHei"/>
+          <w:b w:val="false"/>
+          <w:bCs w:val="false"/>
+          <w:i w:val="false"/>
+          <w:iCs w:val="false"/>
+          <w:color w:val="1F2937"/>
+          <w:sz w:val="21"/>
+          <w:szCs w:val="21"/>
+        </w:rPr>
+        <w:t xml:space="preserve">Omnibus VIII 定案後再延或放寬護照與可換性；BMZ 或 Bafang 歐洲實體在 2027 前推出電池加護照加備品套餐；達方歐洲實體不願承擔生產者的財務與法律責任。</w:t>
+      </w:r>
+    </w:p>
+    <w:tbl>
+      <w:tblPr>
+        <w:tblW w:type="dxa" w:w="9638"/>
+        <w:tblBorders>
+          <w:top w:val="single" w:color="1F3864" w:sz="12"/>
+          <w:left w:val="none" w:color="FBFAF6" w:sz="0"/>
+          <w:bottom w:val="none" w:color="FBFAF6" w:sz="0"/>
+          <w:right w:val="none" w:color="FBFAF6" w:sz="0"/>
+          <w:insideH w:val="none" w:color="FBFAF6" w:sz="0"/>
+          <w:insideV w:val="none" w:color="FBFAF6" w:sz="0"/>
+        </w:tblBorders>
+        <w:tblLayout w:type="fixed"/>
+      </w:tblPr>
+      <w:tblGrid>
+        <w:gridCol w:w="9638"/>
+      </w:tblGrid>
+      <w:tr>
+        <w:tc>
+          <w:tcPr>
+            <w:tcW w:type="dxa" w:w="9638"/>
+            <w:shd w:fill="EEF2F8" w:color="auto" w:val="clear"/>
+            <w:tcMar>
+              <w:top w:type="dxa" w:w="120"/>
+              <w:left w:type="dxa" w:w="160"/>
+              <w:bottom w:type="dxa" w:w="120"/>
+              <w:right w:type="dxa" w:w="160"/>
+            </w:tcMar>
+          </w:tcPr>
+          <w:p>
+            <w:pPr>
+              <w:spacing w:after="60"/>
+            </w:pPr>
+            <w:r>
+              <w:rPr>
+                <w:rFonts w:ascii="Microsoft JhengHei" w:cs="Microsoft JhengHei" w:eastAsia="Microsoft JhengHei" w:hAnsi="Microsoft JhengHei"/>
+                <w:b/>
+                <w:bCs/>
+                <w:i w:val="false"/>
+                <w:iCs w:val="false"/>
+                <w:color w:val="1F3864"/>
+                <w:sz w:val="20"/>
+                <w:szCs w:val="20"/>
+              </w:rPr>
+              <w:t xml:space="preserve">路線結論</w:t>
+            </w:r>
+          </w:p>
+          <w:p>
+            <w:pPr>
+              <w:spacing w:after="0" w:line="310"/>
+            </w:pPr>
+            <w:r>
+              <w:rPr>
+                <w:rFonts w:ascii="Microsoft JhengHei" w:cs="Microsoft JhengHei" w:eastAsia="Microsoft JhengHei" w:hAnsi="Microsoft JhengHei"/>
+                <w:b w:val="false"/>
+                <w:bCs w:val="false"/>
+                <w:i w:val="false"/>
+                <w:iCs w:val="false"/>
+                <w:color w:val="1F2937"/>
+                <w:sz w:val="19"/>
+                <w:szCs w:val="19"/>
+              </w:rPr>
+              <w:t xml:space="preserve">2026 Q4 起做 C1：GROFA 自身合規先跑通，再賣給 GROFA 代理品牌與德國中價位品牌，達方捷克廠既有電池包客戶同步上架。2027 用 C1 的地基跑 B2C 試點：B2B 車隊 2,000 台加一個薪資扣抵型通路，只測 CAC 與留存。2028 依門檻決定：過門檻以 SPV 結構放大到歐洲；不過則整車留在 PB 通路 ODM 與 B2B 車隊，C1 為主業。</w:t>
+            </w:r>
+          </w:p>
+        </w:tc>
+      </w:tr>
+    </w:tbl>
+    <w:p>
+      <w:pPr>
+        <w:pStyle w:val="Heading1"/>
+        <w:pageBreakBefore/>
+        <w:spacing w:after="200" w:before="0"/>
+      </w:pPr>
+      <w:r>
+        <w:rPr>
+          <w:rFonts w:ascii="Microsoft JhengHei" w:cs="Microsoft JhengHei" w:eastAsia="Microsoft JhengHei" w:hAnsi="Microsoft JhengHei"/>
+          <w:b/>
+          <w:bCs/>
+          <w:i w:val="false"/>
+          <w:iCs w:val="false"/>
+          <w:color w:val="1F3864"/>
+          <w:sz w:val="32"/>
+          <w:szCs w:val="32"/>
+        </w:rPr>
+        <w:t xml:space="preserve">十五、風險與因應</w:t>
       </w:r>
     </w:p>
     <w:tbl>
@@ -32964,7 +37098,7 @@
           <w:sz w:val="32"/>
           <w:szCs w:val="32"/>
         </w:rPr>
-        <w:t xml:space="preserve">十五、里程碑、組織與資金需求</w:t>
+        <w:t xml:space="preserve">十六、里程碑、組織與資金需求</w:t>
       </w:r>
     </w:p>
     <w:p>
@@ -32983,7 +37117,7 @@
           <w:sz w:val="25"/>
           <w:szCs w:val="25"/>
         </w:rPr>
-        <w:t xml:space="preserve">15.1 里程碑</w:t>
+        <w:t xml:space="preserve">16.1 里程碑</w:t>
       </w:r>
     </w:p>
     <w:tbl>
@@ -33161,7 +37295,7 @@
                 <w:sz w:val="18"/>
                 <w:szCs w:val="18"/>
               </w:rPr>
-              <w:t xml:space="preserve">三檔書面報價；電芯座電池包 A 樣；控制器雙訊號設計凍結；三地法律意見</w:t>
+              <w:t xml:space="preserve">C1 啟動：GROFA 自身電池合規（EPR 六國登錄、護照資料模型、回收與備品）；三檔書面報價；電芯座電池包 A 樣；控制器雙訊號設計凍結；三地法律意見</w:t>
             </w:r>
           </w:p>
         </w:tc>
@@ -33191,7 +37325,7 @@
                 <w:sz w:val="18"/>
                 <w:szCs w:val="18"/>
               </w:rPr>
-              <w:t xml:space="preserve">BOM 覆寫後 NT$6,000 隱含毛利 ≥ 8%（100k）</w:t>
+              <w:t xml:space="preserve">GROFA 合規完成；BOM 覆寫後 NT$6,000 隱含毛利 ≥ 8%（100k）</w:t>
             </w:r>
           </w:p>
         </w:tc>
@@ -33255,7 +37389,7 @@
                 <w:sz w:val="18"/>
                 <w:szCs w:val="18"/>
               </w:rPr>
-              <w:t xml:space="preserve">種子車隊 500–1,000 台（台北、阿姆斯特丹 B2B）；EN 15194 + UN38.3 送測</w:t>
+              <w:t xml:space="preserve">C1 銷售：GROFA 代理品牌與德國中價位品牌服務合約；達方捷克廠既有電池包客戶上架合規服務</w:t>
             </w:r>
           </w:p>
         </w:tc>
@@ -33286,7 +37420,7 @@
                 <w:sz w:val="18"/>
                 <w:szCs w:val="18"/>
               </w:rPr>
-              <w:t xml:space="preserve">duty cycle 分布、分群比例、翻新流程 SOP</w:t>
+              <w:t xml:space="preserve">首批 OEM 服務合約；服務費 €8–12/台/年取得實際報價</w:t>
             </w:r>
           </w:p>
         </w:tc>
@@ -33318,7 +37452,7 @@
                 <w:sz w:val="18"/>
                 <w:szCs w:val="18"/>
               </w:rPr>
-              <w:t xml:space="preserve">2027 H2</w:t>
+              <w:t xml:space="preserve">2027 Q1–Q2</w:t>
             </w:r>
           </w:p>
         </w:tc>
@@ -33348,7 +37482,7 @@
                 <w:sz w:val="18"/>
                 <w:szCs w:val="18"/>
               </w:rPr>
-              <w:t xml:space="preserve">歐洲 DTC 與薪資扣抵通路上市；經銷點換電流程；歐洲翻新中心（初期委外）</w:t>
+              <w:t xml:space="preserve">種子車隊 500–1,000 台（台北、阿姆斯特丹 B2B）；EN 15194 + UN38.3 送測</w:t>
             </w:r>
           </w:p>
         </w:tc>
@@ -33366,20 +37500,19 @@
           <w:p>
             <w:pPr>
               <w:spacing w:after="0" w:line="270"/>
-              <w:jc w:val="right"/>
-            </w:pPr>
-            <w:r>
-              <w:rPr>
-                <w:rFonts w:ascii="Microsoft JhengHei" w:cs="Microsoft JhengHei" w:eastAsia="Microsoft JhengHei" w:hAnsi="Microsoft JhengHei"/>
-                <w:b w:val="false"/>
-                <w:bCs w:val="false"/>
-                <w:i w:val="false"/>
-                <w:iCs w:val="false"/>
-                <w:color w:val="1F2937"/>
-                <w:sz w:val="18"/>
-                <w:szCs w:val="18"/>
-              </w:rPr>
-              <w:t xml:space="preserve">4,000 台；訂閱附加率 ≥ 80%</w:t>
+            </w:pPr>
+            <w:r>
+              <w:rPr>
+                <w:rFonts w:ascii="Microsoft JhengHei" w:cs="Microsoft JhengHei" w:eastAsia="Microsoft JhengHei" w:hAnsi="Microsoft JhengHei"/>
+                <w:b w:val="false"/>
+                <w:bCs w:val="false"/>
+                <w:i w:val="false"/>
+                <w:iCs w:val="false"/>
+                <w:color w:val="1F2937"/>
+                <w:sz w:val="18"/>
+                <w:szCs w:val="18"/>
+              </w:rPr>
+              <w:t xml:space="preserve">duty cycle 分布、分群比例、翻新流程 SOP</w:t>
             </w:r>
           </w:p>
         </w:tc>
@@ -33412,7 +37545,7 @@
                 <w:sz w:val="18"/>
                 <w:szCs w:val="18"/>
               </w:rPr>
-              <w:t xml:space="preserve">2028</w:t>
+              <w:t xml:space="preserve">2027 H2</w:t>
             </w:r>
           </w:p>
         </w:tc>
@@ -33443,7 +37576,7 @@
                 <w:sz w:val="18"/>
                 <w:szCs w:val="18"/>
               </w:rPr>
-              <w:t xml:space="preserve">日本三型型式認定、充電器 ◇PSE；PB 通路與法人租賃上市；日本翻新中心；SPV 承接電池</w:t>
+              <w:t xml:space="preserve">歐洲 DTC 與薪資扣抵通路上市；經銷點換電流程；歐洲翻新中心（初期委外）</w:t>
             </w:r>
           </w:p>
         </w:tc>
@@ -33475,7 +37608,7 @@
                 <w:sz w:val="18"/>
                 <w:szCs w:val="18"/>
               </w:rPr>
-              <w:t xml:space="preserve">7,500 台；日本單戶淨值為正</w:t>
+              <w:t xml:space="preserve">4,000 台；訂閱附加率 ≥ 80%</w:t>
             </w:r>
           </w:p>
         </w:tc>
@@ -33507,7 +37640,7 @@
                 <w:sz w:val="18"/>
                 <w:szCs w:val="18"/>
               </w:rPr>
-              <w:t xml:space="preserve">2029</w:t>
+              <w:t xml:space="preserve">2028</w:t>
             </w:r>
           </w:p>
         </w:tc>
@@ -33537,7 +37670,7 @@
                 <w:sz w:val="18"/>
                 <w:szCs w:val="18"/>
               </w:rPr>
-              <w:t xml:space="preserve">出廠價達標（50k）；EBIT 轉正；B 級電芯降階迴圈運轉</w:t>
+              <w:t xml:space="preserve">日本三型型式認定、充電器 ◇PSE；PB 通路與法人租賃上市；日本翻新中心；SPV 承接電池</w:t>
             </w:r>
           </w:p>
         </w:tc>
@@ -33555,19 +37688,20 @@
           <w:p>
             <w:pPr>
               <w:spacing w:after="0" w:line="270"/>
-            </w:pPr>
-            <w:r>
-              <w:rPr>
-                <w:rFonts w:ascii="Microsoft JhengHei" w:cs="Microsoft JhengHei" w:eastAsia="Microsoft JhengHei" w:hAnsi="Microsoft JhengHei"/>
-                <w:b w:val="false"/>
-                <w:bCs w:val="false"/>
-                <w:i w:val="false"/>
-                <w:iCs w:val="false"/>
-                <w:color w:val="1F2937"/>
-                <w:sz w:val="18"/>
-                <w:szCs w:val="18"/>
-              </w:rPr>
-              <w:t xml:space="preserve">EBIT &gt; 0；翻新成本 ≤ 新品 30%</w:t>
+              <w:jc w:val="right"/>
+            </w:pPr>
+            <w:r>
+              <w:rPr>
+                <w:rFonts w:ascii="Microsoft JhengHei" w:cs="Microsoft JhengHei" w:eastAsia="Microsoft JhengHei" w:hAnsi="Microsoft JhengHei"/>
+                <w:b w:val="false"/>
+                <w:bCs w:val="false"/>
+                <w:i w:val="false"/>
+                <w:iCs w:val="false"/>
+                <w:color w:val="1F2937"/>
+                <w:sz w:val="18"/>
+                <w:szCs w:val="18"/>
+              </w:rPr>
+              <w:t xml:space="preserve">7,500 台；日本單戶淨值為正</w:t>
             </w:r>
           </w:p>
         </w:tc>
@@ -33600,6 +37734,100 @@
                 <w:sz w:val="18"/>
                 <w:szCs w:val="18"/>
               </w:rPr>
+              <w:t xml:space="preserve">2029</w:t>
+            </w:r>
+          </w:p>
+        </w:tc>
+        <w:tc>
+          <w:tcPr>
+            <w:tcW w:type="dxa" w:w="5205"/>
+            <w:shd w:fill="F1EFE8" w:color="auto" w:val="clear"/>
+            <w:tcMar>
+              <w:top w:type="dxa" w:w="60"/>
+              <w:left w:type="dxa" w:w="90"/>
+              <w:bottom w:type="dxa" w:w="60"/>
+              <w:right w:type="dxa" w:w="90"/>
+            </w:tcMar>
+            <w:vAlign w:val="center"/>
+          </w:tcPr>
+          <w:p>
+            <w:pPr>
+              <w:spacing w:after="0" w:line="270"/>
+            </w:pPr>
+            <w:r>
+              <w:rPr>
+                <w:rFonts w:ascii="Microsoft JhengHei" w:cs="Microsoft JhengHei" w:eastAsia="Microsoft JhengHei" w:hAnsi="Microsoft JhengHei"/>
+                <w:b w:val="false"/>
+                <w:bCs w:val="false"/>
+                <w:i w:val="false"/>
+                <w:iCs w:val="false"/>
+                <w:color w:val="1F2937"/>
+                <w:sz w:val="18"/>
+                <w:szCs w:val="18"/>
+              </w:rPr>
+              <w:t xml:space="preserve">出廠價達標（50k）；EBIT 轉正；B 級電芯降階迴圈運轉</w:t>
+            </w:r>
+          </w:p>
+        </w:tc>
+        <w:tc>
+          <w:tcPr>
+            <w:tcW w:type="dxa" w:w="2891"/>
+            <w:shd w:fill="F1EFE8" w:color="auto" w:val="clear"/>
+            <w:tcMar>
+              <w:top w:type="dxa" w:w="60"/>
+              <w:left w:type="dxa" w:w="90"/>
+              <w:bottom w:type="dxa" w:w="60"/>
+              <w:right w:type="dxa" w:w="90"/>
+            </w:tcMar>
+            <w:vAlign w:val="center"/>
+          </w:tcPr>
+          <w:p>
+            <w:pPr>
+              <w:spacing w:after="0" w:line="270"/>
+            </w:pPr>
+            <w:r>
+              <w:rPr>
+                <w:rFonts w:ascii="Microsoft JhengHei" w:cs="Microsoft JhengHei" w:eastAsia="Microsoft JhengHei" w:hAnsi="Microsoft JhengHei"/>
+                <w:b w:val="false"/>
+                <w:bCs w:val="false"/>
+                <w:i w:val="false"/>
+                <w:iCs w:val="false"/>
+                <w:color w:val="1F2937"/>
+                <w:sz w:val="18"/>
+                <w:szCs w:val="18"/>
+              </w:rPr>
+              <w:t xml:space="preserve">EBIT &gt; 0；翻新成本 ≤ 新品 30%</w:t>
+            </w:r>
+          </w:p>
+        </w:tc>
+      </w:tr>
+      <w:tr>
+        <w:tc>
+          <w:tcPr>
+            <w:tcW w:type="dxa" w:w="1542"/>
+            <w:tcMar>
+              <w:top w:type="dxa" w:w="60"/>
+              <w:left w:type="dxa" w:w="90"/>
+              <w:bottom w:type="dxa" w:w="60"/>
+              <w:right w:type="dxa" w:w="90"/>
+            </w:tcMar>
+            <w:vAlign w:val="center"/>
+          </w:tcPr>
+          <w:p>
+            <w:pPr>
+              <w:spacing w:after="0" w:line="270"/>
+            </w:pPr>
+            <w:r>
+              <w:rPr>
+                <w:rFonts w:ascii="Microsoft JhengHei" w:cs="Microsoft JhengHei" w:eastAsia="Microsoft JhengHei" w:hAnsi="Microsoft JhengHei"/>
+                <w:b w:val="false"/>
+                <w:bCs w:val="false"/>
+                <w:i w:val="false"/>
+                <w:iCs w:val="false"/>
+                <w:color w:val="1F2937"/>
+                <w:sz w:val="18"/>
+                <w:szCs w:val="18"/>
+              </w:rPr>
               <w:t xml:space="preserve">2030–2031</w:t>
             </w:r>
           </w:p>
@@ -33607,7 +37835,6 @@
         <w:tc>
           <w:tcPr>
             <w:tcW w:type="dxa" w:w="5205"/>
-            <w:shd w:fill="F1EFE8" w:color="auto" w:val="clear"/>
             <w:tcMar>
               <w:top w:type="dxa" w:w="60"/>
               <w:left w:type="dxa" w:w="90"/>
@@ -33638,7 +37865,6 @@
         <w:tc>
           <w:tcPr>
             <w:tcW w:type="dxa" w:w="2891"/>
-            <w:shd w:fill="F1EFE8" w:color="auto" w:val="clear"/>
             <w:tcMar>
               <w:top w:type="dxa" w:w="60"/>
               <w:left w:type="dxa" w:w="90"/>
@@ -33684,7 +37910,7 @@
           <w:sz w:val="25"/>
           <w:szCs w:val="25"/>
         </w:rPr>
-        <w:t xml:space="preserve">15.2 組織</w:t>
+        <w:t xml:space="preserve">16.2 組織</w:t>
       </w:r>
     </w:p>
     <w:p>
@@ -33847,7 +38073,7 @@
           <w:sz w:val="25"/>
           <w:szCs w:val="25"/>
         </w:rPr>
-        <w:t xml:space="preserve">15.3 資金需求與用途</w:t>
+        <w:t xml:space="preserve">16.3 資金需求與用途</w:t>
       </w:r>
     </w:p>
     <w:tbl>
@@ -34640,6 +38866,29 @@
           <w:szCs w:val="21"/>
         </w:rPr>
         <w:t xml:space="preserve">護城河量化沿用 V3 分頁 4 的 70/22/8 分群與 30% 二次電芯滲透，均為未經實測的假設。</w:t>
+      </w:r>
+    </w:p>
+    <w:p>
+      <w:pPr>
+        <w:pStyle w:val="ListParagraph"/>
+        <w:numPr>
+          <w:ilvl w:val="0"/>
+          <w:numId w:val="2"/>
+        </w:numPr>
+        <w:spacing w:after="90" w:line="320"/>
+      </w:pPr>
+      <w:r>
+        <w:rPr>
+          <w:rFonts w:ascii="Microsoft JhengHei" w:cs="Microsoft JhengHei" w:eastAsia="Microsoft JhengHei" w:hAnsi="Microsoft JhengHei"/>
+          <w:b w:val="false"/>
+          <w:bCs w:val="false"/>
+          <w:i w:val="false"/>
+          <w:iCs w:val="false"/>
+          <w:color w:val="1F2937"/>
+          <w:sz w:val="21"/>
+          <w:szCs w:val="21"/>
+        </w:rPr>
+        <w:t xml:space="preserve">兩條路對照：C1 參數取自 V4 分頁 11（三電成本 €55、賣 OEM 毛利 25%、服務 €10/台/年、成本 €4.5、在保 5 年），固定費用 NT$25M/年與建置 NT$15M 為假設；B2C 情境以量級倍數 0.36／1.0／2.3 縮放五年財務；TAM／SAM 為公開統計與反推之估值。</w:t>
       </w:r>
     </w:p>
     <w:p>
@@ -34934,7 +39183,7 @@
         <w:sz w:val="16"/>
         <w:szCs w:val="16"/>
       </w:rPr>
-      <w:t xml:space="preserve">達方電子 E-mobility｜三電系統開發商業計劃書 v1.0</w:t>
+      <w:t xml:space="preserve">達方電子 E-mobility｜三電系統開發商業計劃書 v1.1</w:t>
     </w:r>
   </w:p>
 </w:hdr>
